--- a/3. MusicAndArts/1. CarnaticMusicPlusOthers/0. Books/SahajayogaBhajansAndNotes/0. Bhajans_WithWordToWordTranslations/0. HowToWithAI.docx
+++ b/3. MusicAndArts/1. CarnaticMusicPlusOthers/0. Books/SahajayogaBhajansAndNotes/0. Bhajans_WithWordToWordTranslations/0. HowToWithAI.docx
@@ -46,7 +46,7 @@
         <w:tab/>
         <w:t xml:space="preserve">“From the pdf </w:t>
       </w:r>
-      <w:hyperlink r:id="rId6">
+      <w:hyperlink r:id="rId7">
         <w:r>
           <w:rPr>
             <w:rFonts w:ascii="Roboto" w:cs="Roboto" w:eastAsia="Roboto" w:hAnsi="Roboto"/>
@@ -91,23 +91,60 @@
           <w:rtl w:val="0"/>
         </w:rPr>
         <w:tab/>
-        <w:t xml:space="preserve">When using the whole song book, sometimes I can't find the exact song/chapter. It gets confused by others. So better to keep our song/chapter in a separate file. </w:t>
-      </w:r>
-    </w:p>
-    <w:p>
-      <w:pPr>
+        <w:t xml:space="preserve">When using the whole song book, sometimes </w:t>
+      </w:r>
+      <w:sdt>
+        <w:sdtPr>
+          <w:id w:val="1444943595"/>
+          <w:tag w:val="goog_rdk_0"/>
+        </w:sdtPr>
+        <w:sdtContent>
+          <w:ins w:author="Virata Pusuluri" w:id="0" w:date="2026-07-14T14:42:36Z">
+            <w:r>
+              <w:rPr>
+                <w:rFonts w:ascii="Roboto" w:cs="Roboto" w:eastAsia="Roboto" w:hAnsi="Roboto"/>
+                <w:color w:val="1f1f1f"/>
+                <w:sz w:val="21"/>
+                <w:szCs w:val="21"/>
+                <w:highlight w:val="white"/>
+                <w:rtl w:val="0"/>
+              </w:rPr>
+              <w:t xml:space="preserve">it</w:t>
+            </w:r>
+          </w:ins>
+        </w:sdtContent>
+      </w:sdt>
+      <w:sdt>
+        <w:sdtPr>
+          <w:id w:val="776009863"/>
+          <w:tag w:val="goog_rdk_1"/>
+        </w:sdtPr>
+        <w:sdtContent>
+          <w:del w:author="Virata Pusuluri" w:id="0" w:date="2026-07-14T14:42:36Z">
+            <w:r>
+              <w:rPr>
+                <w:rFonts w:ascii="Roboto" w:cs="Roboto" w:eastAsia="Roboto" w:hAnsi="Roboto"/>
+                <w:color w:val="1f1f1f"/>
+                <w:sz w:val="21"/>
+                <w:szCs w:val="21"/>
+                <w:highlight w:val="white"/>
+                <w:rtl w:val="0"/>
+              </w:rPr>
+              <w:delText xml:space="preserve">I</w:delText>
+            </w:r>
+          </w:del>
+        </w:sdtContent>
+      </w:sdt>
+      <w:r>
         <w:rPr>
           <w:rFonts w:ascii="Roboto" w:cs="Roboto" w:eastAsia="Roboto" w:hAnsi="Roboto"/>
           <w:color w:val="1f1f1f"/>
           <w:sz w:val="21"/>
           <w:szCs w:val="21"/>
           <w:highlight w:val="white"/>
-        </w:rPr>
-      </w:pPr>
-      <w:r>
-        <w:rPr>
-          <w:rtl w:val="0"/>
-        </w:rPr>
+          <w:rtl w:val="0"/>
+        </w:rPr>
+        <w:t xml:space="preserve"> can't find the exact song/chapter. It gets confused by others. So better to keep our song/chapter in a separate file. </w:t>
       </w:r>
     </w:p>
     <w:p>
@@ -122,16 +159,32 @@
       </w:pPr>
       <w:r>
         <w:rPr>
+          <w:rtl w:val="0"/>
+        </w:rPr>
+      </w:r>
+    </w:p>
+    <w:p>
+      <w:pPr>
+        <w:rPr>
           <w:rFonts w:ascii="Roboto" w:cs="Roboto" w:eastAsia="Roboto" w:hAnsi="Roboto"/>
           <w:color w:val="1f1f1f"/>
           <w:sz w:val="21"/>
           <w:szCs w:val="21"/>
           <w:highlight w:val="white"/>
+        </w:rPr>
+      </w:pPr>
+      <w:r>
+        <w:rPr>
+          <w:rFonts w:ascii="Roboto" w:cs="Roboto" w:eastAsia="Roboto" w:hAnsi="Roboto"/>
+          <w:color w:val="1f1f1f"/>
+          <w:sz w:val="21"/>
+          <w:szCs w:val="21"/>
+          <w:highlight w:val="white"/>
           <w:rtl w:val="0"/>
         </w:rPr>
         <w:t xml:space="preserve">From the file </w:t>
       </w:r>
-      <w:hyperlink r:id="rId7">
+      <w:hyperlink r:id="rId8">
         <w:r>
           <w:rPr>
             <w:rFonts w:ascii="Roboto" w:cs="Roboto" w:eastAsia="Roboto" w:hAnsi="Roboto"/>
@@ -154,7 +207,7 @@
         </w:rPr>
         <w:t xml:space="preserve">, let's work on Hansat Ali song. For this song, for each word, write it in Devanagari, then in English phonetics (as in </w:t>
       </w:r>
-      <w:hyperlink r:id="rId8">
+      <w:hyperlink r:id="rId9">
         <w:r>
           <w:rPr>
             <w:rFonts w:ascii="Roboto" w:cs="Roboto" w:eastAsia="Roboto" w:hAnsi="Roboto"/>
@@ -248,7 +301,7 @@
         </w:rPr>
         <w:t xml:space="preserve">For this song, for each word, write it in Devanagari, then in English phonetics (as in </w:t>
       </w:r>
-      <w:hyperlink r:id="rId9">
+      <w:hyperlink r:id="rId10">
         <w:r>
           <w:rPr>
             <w:rFonts w:ascii="Roboto" w:cs="Roboto" w:eastAsia="Roboto" w:hAnsi="Roboto"/>
@@ -374,7 +427,7 @@
         </w:rPr>
         <w:t xml:space="preserve">From the file</w:t>
       </w:r>
-      <w:hyperlink r:id="rId10">
+      <w:hyperlink r:id="rId11">
         <w:r>
           <w:rPr>
             <w:rFonts w:ascii="Roboto" w:cs="Roboto" w:eastAsia="Roboto" w:hAnsi="Roboto"/>
@@ -387,7 +440,7 @@
           <w:t xml:space="preserve"> </w:t>
         </w:r>
       </w:hyperlink>
-      <w:hyperlink r:id="rId11">
+      <w:hyperlink r:id="rId12">
         <w:r>
           <w:rPr>
             <w:rFonts w:ascii="Roboto" w:cs="Roboto" w:eastAsia="Roboto" w:hAnsi="Roboto"/>
@@ -411,7 +464,7 @@
         </w:rPr>
         <w:t xml:space="preserve"> , let's work on Animutyalandi song. For this song, for each word, write it in Telugu script, then in English phonetics (as in</w:t>
       </w:r>
-      <w:hyperlink r:id="rId12">
+      <w:hyperlink r:id="rId13">
         <w:r>
           <w:rPr>
             <w:rFonts w:ascii="Roboto" w:cs="Roboto" w:eastAsia="Roboto" w:hAnsi="Roboto"/>
@@ -424,7 +477,7 @@
           <w:t xml:space="preserve"> </w:t>
         </w:r>
       </w:hyperlink>
-      <w:hyperlink r:id="rId13">
+      <w:hyperlink r:id="rId14">
         <w:r>
           <w:rPr>
             <w:rFonts w:ascii="Roboto" w:cs="Roboto" w:eastAsia="Roboto" w:hAnsi="Roboto"/>
@@ -548,23 +601,36 @@
           <w:numId w:val="5"/>
         </w:numPr>
         <w:shd w:fill="ffffff" w:val="clear"/>
-        <w:spacing w:after="0" w:afterAutospacing="0" w:before="240" w:lineRule="auto"/>
-        <w:ind w:left="720" w:hanging="360"/>
-        <w:rPr>
-          <w:rFonts w:ascii="Roboto" w:cs="Roboto" w:eastAsia="Roboto" w:hAnsi="Roboto"/>
-          <w:highlight w:val="white"/>
-        </w:rPr>
-      </w:pPr>
-      <w:r>
-        <w:rPr>
-          <w:rFonts w:ascii="Arial Unicode MS" w:cs="Arial Unicode MS" w:eastAsia="Arial Unicode MS" w:hAnsi="Arial Unicode MS"/>
-          <w:color w:val="1f1f1f"/>
-          <w:sz w:val="21"/>
-          <w:szCs w:val="21"/>
-          <w:highlight w:val="white"/>
-          <w:rtl w:val="0"/>
-        </w:rPr>
-        <w:t xml:space="preserve">हांसत, hɑ̃ːsət, Smiling, నవ్వుతున్న</w:t>
+        <w:spacing w:after="0" w:before="240" w:lineRule="auto"/>
+        <w:ind w:left="720" w:hanging="360"/>
+        <w:rPr>
+          <w:rFonts w:ascii="Roboto" w:cs="Roboto" w:eastAsia="Roboto" w:hAnsi="Roboto"/>
+          <w:highlight w:val="white"/>
+        </w:rPr>
+      </w:pPr>
+      <w:sdt>
+        <w:sdtPr>
+          <w:id w:val="759631856"/>
+          <w:tag w:val="goog_rdk_2"/>
+        </w:sdtPr>
+        <w:sdtContent>
+          <w:r>
+            <w:rPr>
+              <w:rFonts w:ascii="Arial Unicode MS" w:cs="Arial Unicode MS" w:eastAsia="Arial Unicode MS" w:hAnsi="Arial Unicode MS"/>
+              <w:color w:val="1f1f1f"/>
+              <w:sz w:val="21"/>
+              <w:szCs w:val="21"/>
+              <w:highlight w:val="white"/>
+              <w:rtl w:val="0"/>
+            </w:rPr>
+            <w:t xml:space="preserve">हांसत, hɑ̃ːsət, Smiling, నవ్వుతున్న</w:t>
+          </w:r>
+        </w:sdtContent>
+      </w:sdt>
+      <w:r>
+        <w:rPr>
+          <w:rtl w:val="0"/>
+        </w:rPr>
       </w:r>
     </w:p>
     <w:p>
@@ -574,23 +640,36 @@
           <w:numId w:val="5"/>
         </w:numPr>
         <w:shd w:fill="ffffff" w:val="clear"/>
-        <w:spacing w:after="0" w:afterAutospacing="0" w:before="0" w:beforeAutospacing="0" w:lineRule="auto"/>
-        <w:ind w:left="720" w:hanging="360"/>
-        <w:rPr>
-          <w:rFonts w:ascii="Roboto" w:cs="Roboto" w:eastAsia="Roboto" w:hAnsi="Roboto"/>
-          <w:highlight w:val="white"/>
-        </w:rPr>
-      </w:pPr>
-      <w:r>
-        <w:rPr>
-          <w:rFonts w:ascii="Arial Unicode MS" w:cs="Arial Unicode MS" w:eastAsia="Arial Unicode MS" w:hAnsi="Arial Unicode MS"/>
-          <w:color w:val="1f1f1f"/>
-          <w:sz w:val="21"/>
-          <w:szCs w:val="21"/>
-          <w:highlight w:val="white"/>
-          <w:rtl w:val="0"/>
-        </w:rPr>
-        <w:t xml:space="preserve">आली, ɑːliː, Came, వచ్చింది</w:t>
+        <w:spacing w:after="0" w:before="0" w:lineRule="auto"/>
+        <w:ind w:left="720" w:hanging="360"/>
+        <w:rPr>
+          <w:rFonts w:ascii="Roboto" w:cs="Roboto" w:eastAsia="Roboto" w:hAnsi="Roboto"/>
+          <w:highlight w:val="white"/>
+        </w:rPr>
+      </w:pPr>
+      <w:sdt>
+        <w:sdtPr>
+          <w:id w:val="-356065543"/>
+          <w:tag w:val="goog_rdk_3"/>
+        </w:sdtPr>
+        <w:sdtContent>
+          <w:r>
+            <w:rPr>
+              <w:rFonts w:ascii="Arial Unicode MS" w:cs="Arial Unicode MS" w:eastAsia="Arial Unicode MS" w:hAnsi="Arial Unicode MS"/>
+              <w:color w:val="1f1f1f"/>
+              <w:sz w:val="21"/>
+              <w:szCs w:val="21"/>
+              <w:highlight w:val="white"/>
+              <w:rtl w:val="0"/>
+            </w:rPr>
+            <w:t xml:space="preserve">आली, ɑːliː, Came, వచ్చింది</w:t>
+          </w:r>
+        </w:sdtContent>
+      </w:sdt>
+      <w:r>
+        <w:rPr>
+          <w:rtl w:val="0"/>
+        </w:rPr>
       </w:r>
     </w:p>
     <w:p>
@@ -600,23 +679,36 @@
           <w:numId w:val="5"/>
         </w:numPr>
         <w:shd w:fill="ffffff" w:val="clear"/>
-        <w:spacing w:after="0" w:afterAutospacing="0" w:before="0" w:beforeAutospacing="0" w:lineRule="auto"/>
-        <w:ind w:left="720" w:hanging="360"/>
-        <w:rPr>
-          <w:rFonts w:ascii="Roboto" w:cs="Roboto" w:eastAsia="Roboto" w:hAnsi="Roboto"/>
-          <w:highlight w:val="white"/>
-        </w:rPr>
-      </w:pPr>
-      <w:r>
-        <w:rPr>
-          <w:rFonts w:ascii="Arial Unicode MS" w:cs="Arial Unicode MS" w:eastAsia="Arial Unicode MS" w:hAnsi="Arial Unicode MS"/>
-          <w:color w:val="1f1f1f"/>
-          <w:sz w:val="21"/>
-          <w:szCs w:val="21"/>
-          <w:highlight w:val="white"/>
-          <w:rtl w:val="0"/>
-        </w:rPr>
-        <w:t xml:space="preserve">निर्मला, nirməlɑː, Nirmala (name), నిర్మల</w:t>
+        <w:spacing w:after="0" w:before="0" w:lineRule="auto"/>
+        <w:ind w:left="720" w:hanging="360"/>
+        <w:rPr>
+          <w:rFonts w:ascii="Roboto" w:cs="Roboto" w:eastAsia="Roboto" w:hAnsi="Roboto"/>
+          <w:highlight w:val="white"/>
+        </w:rPr>
+      </w:pPr>
+      <w:sdt>
+        <w:sdtPr>
+          <w:id w:val="-1970995873"/>
+          <w:tag w:val="goog_rdk_4"/>
+        </w:sdtPr>
+        <w:sdtContent>
+          <w:r>
+            <w:rPr>
+              <w:rFonts w:ascii="Arial Unicode MS" w:cs="Arial Unicode MS" w:eastAsia="Arial Unicode MS" w:hAnsi="Arial Unicode MS"/>
+              <w:color w:val="1f1f1f"/>
+              <w:sz w:val="21"/>
+              <w:szCs w:val="21"/>
+              <w:highlight w:val="white"/>
+              <w:rtl w:val="0"/>
+            </w:rPr>
+            <w:t xml:space="preserve">निर्मला, nirməlɑː, Nirmala (name), నిర్మల</w:t>
+          </w:r>
+        </w:sdtContent>
+      </w:sdt>
+      <w:r>
+        <w:rPr>
+          <w:rtl w:val="0"/>
+        </w:rPr>
       </w:r>
     </w:p>
     <w:p>
@@ -626,23 +718,36 @@
           <w:numId w:val="5"/>
         </w:numPr>
         <w:shd w:fill="ffffff" w:val="clear"/>
-        <w:spacing w:after="240" w:before="0" w:beforeAutospacing="0" w:lineRule="auto"/>
-        <w:ind w:left="720" w:hanging="360"/>
-        <w:rPr>
-          <w:rFonts w:ascii="Roboto" w:cs="Roboto" w:eastAsia="Roboto" w:hAnsi="Roboto"/>
-          <w:highlight w:val="white"/>
-        </w:rPr>
-      </w:pPr>
-      <w:r>
-        <w:rPr>
-          <w:rFonts w:ascii="Arial Unicode MS" w:cs="Arial Unicode MS" w:eastAsia="Arial Unicode MS" w:hAnsi="Arial Unicode MS"/>
-          <w:color w:val="1f1f1f"/>
-          <w:sz w:val="21"/>
-          <w:szCs w:val="21"/>
-          <w:highlight w:val="white"/>
-          <w:rtl w:val="0"/>
-        </w:rPr>
-        <w:t xml:space="preserve">आई, ɑːiː, Mother, అమ్మ</w:t>
+        <w:spacing w:after="240" w:before="0" w:lineRule="auto"/>
+        <w:ind w:left="720" w:hanging="360"/>
+        <w:rPr>
+          <w:rFonts w:ascii="Roboto" w:cs="Roboto" w:eastAsia="Roboto" w:hAnsi="Roboto"/>
+          <w:highlight w:val="white"/>
+        </w:rPr>
+      </w:pPr>
+      <w:sdt>
+        <w:sdtPr>
+          <w:id w:val="2110297425"/>
+          <w:tag w:val="goog_rdk_5"/>
+        </w:sdtPr>
+        <w:sdtContent>
+          <w:r>
+            <w:rPr>
+              <w:rFonts w:ascii="Arial Unicode MS" w:cs="Arial Unicode MS" w:eastAsia="Arial Unicode MS" w:hAnsi="Arial Unicode MS"/>
+              <w:color w:val="1f1f1f"/>
+              <w:sz w:val="21"/>
+              <w:szCs w:val="21"/>
+              <w:highlight w:val="white"/>
+              <w:rtl w:val="0"/>
+            </w:rPr>
+            <w:t xml:space="preserve">आई, ɑːiː, Mother, అమ్మ</w:t>
+          </w:r>
+        </w:sdtContent>
+      </w:sdt>
+      <w:r>
+        <w:rPr>
+          <w:rtl w:val="0"/>
+        </w:rPr>
       </w:r>
     </w:p>
     <w:p>
@@ -678,23 +783,36 @@
           <w:numId w:val="6"/>
         </w:numPr>
         <w:shd w:fill="ffffff" w:val="clear"/>
-        <w:spacing w:after="0" w:afterAutospacing="0" w:before="240" w:lineRule="auto"/>
-        <w:ind w:left="720" w:hanging="360"/>
-        <w:rPr>
-          <w:rFonts w:ascii="Roboto" w:cs="Roboto" w:eastAsia="Roboto" w:hAnsi="Roboto"/>
-          <w:highlight w:val="white"/>
-        </w:rPr>
-      </w:pPr>
-      <w:r>
-        <w:rPr>
-          <w:rFonts w:ascii="Arial Unicode MS" w:cs="Arial Unicode MS" w:eastAsia="Arial Unicode MS" w:hAnsi="Arial Unicode MS"/>
-          <w:color w:val="1f1f1f"/>
-          <w:sz w:val="21"/>
-          <w:szCs w:val="21"/>
-          <w:highlight w:val="white"/>
-          <w:rtl w:val="0"/>
-        </w:rPr>
-        <w:t xml:space="preserve">घालूनी, ɡʱɑːluːniː, Wearing, ధరించి</w:t>
+        <w:spacing w:after="0" w:before="240" w:lineRule="auto"/>
+        <w:ind w:left="720" w:hanging="360"/>
+        <w:rPr>
+          <w:rFonts w:ascii="Roboto" w:cs="Roboto" w:eastAsia="Roboto" w:hAnsi="Roboto"/>
+          <w:highlight w:val="white"/>
+        </w:rPr>
+      </w:pPr>
+      <w:sdt>
+        <w:sdtPr>
+          <w:id w:val="-506932758"/>
+          <w:tag w:val="goog_rdk_6"/>
+        </w:sdtPr>
+        <w:sdtContent>
+          <w:r>
+            <w:rPr>
+              <w:rFonts w:ascii="Arial Unicode MS" w:cs="Arial Unicode MS" w:eastAsia="Arial Unicode MS" w:hAnsi="Arial Unicode MS"/>
+              <w:color w:val="1f1f1f"/>
+              <w:sz w:val="21"/>
+              <w:szCs w:val="21"/>
+              <w:highlight w:val="white"/>
+              <w:rtl w:val="0"/>
+            </w:rPr>
+            <w:t xml:space="preserve">घालूनी, ɡʱɑːluːniː, Wearing, ధరించి</w:t>
+          </w:r>
+        </w:sdtContent>
+      </w:sdt>
+      <w:r>
+        <w:rPr>
+          <w:rtl w:val="0"/>
+        </w:rPr>
       </w:r>
     </w:p>
     <w:p>
@@ -704,23 +822,36 @@
           <w:numId w:val="6"/>
         </w:numPr>
         <w:shd w:fill="ffffff" w:val="clear"/>
-        <w:spacing w:after="0" w:afterAutospacing="0" w:before="0" w:beforeAutospacing="0" w:lineRule="auto"/>
-        <w:ind w:left="720" w:hanging="360"/>
-        <w:rPr>
-          <w:rFonts w:ascii="Roboto" w:cs="Roboto" w:eastAsia="Roboto" w:hAnsi="Roboto"/>
-          <w:highlight w:val="white"/>
-        </w:rPr>
-      </w:pPr>
-      <w:r>
-        <w:rPr>
-          <w:rFonts w:ascii="Arial Unicode MS" w:cs="Arial Unicode MS" w:eastAsia="Arial Unicode MS" w:hAnsi="Arial Unicode MS"/>
-          <w:color w:val="1f1f1f"/>
-          <w:sz w:val="21"/>
-          <w:szCs w:val="21"/>
-          <w:highlight w:val="white"/>
-          <w:rtl w:val="0"/>
-        </w:rPr>
-        <w:t xml:space="preserve">पैंजण, pə̃ːdʒən, Anklets, పాపిట</w:t>
+        <w:spacing w:after="0" w:before="0" w:lineRule="auto"/>
+        <w:ind w:left="720" w:hanging="360"/>
+        <w:rPr>
+          <w:rFonts w:ascii="Roboto" w:cs="Roboto" w:eastAsia="Roboto" w:hAnsi="Roboto"/>
+          <w:highlight w:val="white"/>
+        </w:rPr>
+      </w:pPr>
+      <w:sdt>
+        <w:sdtPr>
+          <w:id w:val="-1877971055"/>
+          <w:tag w:val="goog_rdk_7"/>
+        </w:sdtPr>
+        <w:sdtContent>
+          <w:r>
+            <w:rPr>
+              <w:rFonts w:ascii="Arial Unicode MS" w:cs="Arial Unicode MS" w:eastAsia="Arial Unicode MS" w:hAnsi="Arial Unicode MS"/>
+              <w:color w:val="1f1f1f"/>
+              <w:sz w:val="21"/>
+              <w:szCs w:val="21"/>
+              <w:highlight w:val="white"/>
+              <w:rtl w:val="0"/>
+            </w:rPr>
+            <w:t xml:space="preserve">पैंजण, pə̃ːdʒən, Anklets, పాపిట</w:t>
+          </w:r>
+        </w:sdtContent>
+      </w:sdt>
+      <w:r>
+        <w:rPr>
+          <w:rtl w:val="0"/>
+        </w:rPr>
       </w:r>
     </w:p>
     <w:p>
@@ -730,23 +861,36 @@
           <w:numId w:val="6"/>
         </w:numPr>
         <w:shd w:fill="ffffff" w:val="clear"/>
-        <w:spacing w:after="0" w:afterAutospacing="0" w:before="0" w:beforeAutospacing="0" w:lineRule="auto"/>
-        <w:ind w:left="720" w:hanging="360"/>
-        <w:rPr>
-          <w:rFonts w:ascii="Roboto" w:cs="Roboto" w:eastAsia="Roboto" w:hAnsi="Roboto"/>
-          <w:highlight w:val="white"/>
-        </w:rPr>
-      </w:pPr>
-      <w:r>
-        <w:rPr>
-          <w:rFonts w:ascii="Arial Unicode MS" w:cs="Arial Unicode MS" w:eastAsia="Arial Unicode MS" w:hAnsi="Arial Unicode MS"/>
-          <w:color w:val="1f1f1f"/>
-          <w:sz w:val="21"/>
-          <w:szCs w:val="21"/>
-          <w:highlight w:val="white"/>
-          <w:rtl w:val="0"/>
-        </w:rPr>
-        <w:t xml:space="preserve">पायी, pɑːjiː, On feet, పాదాలకు</w:t>
+        <w:spacing w:after="0" w:before="0" w:lineRule="auto"/>
+        <w:ind w:left="720" w:hanging="360"/>
+        <w:rPr>
+          <w:rFonts w:ascii="Roboto" w:cs="Roboto" w:eastAsia="Roboto" w:hAnsi="Roboto"/>
+          <w:highlight w:val="white"/>
+        </w:rPr>
+      </w:pPr>
+      <w:sdt>
+        <w:sdtPr>
+          <w:id w:val="90430976"/>
+          <w:tag w:val="goog_rdk_8"/>
+        </w:sdtPr>
+        <w:sdtContent>
+          <w:r>
+            <w:rPr>
+              <w:rFonts w:ascii="Arial Unicode MS" w:cs="Arial Unicode MS" w:eastAsia="Arial Unicode MS" w:hAnsi="Arial Unicode MS"/>
+              <w:color w:val="1f1f1f"/>
+              <w:sz w:val="21"/>
+              <w:szCs w:val="21"/>
+              <w:highlight w:val="white"/>
+              <w:rtl w:val="0"/>
+            </w:rPr>
+            <w:t xml:space="preserve">पायी, pɑːjiː, On feet, పాదాలకు</w:t>
+          </w:r>
+        </w:sdtContent>
+      </w:sdt>
+      <w:r>
+        <w:rPr>
+          <w:rtl w:val="0"/>
+        </w:rPr>
       </w:r>
     </w:p>
     <w:p>
@@ -756,23 +900,36 @@
           <w:numId w:val="6"/>
         </w:numPr>
         <w:shd w:fill="ffffff" w:val="clear"/>
-        <w:spacing w:after="240" w:before="0" w:beforeAutospacing="0" w:lineRule="auto"/>
-        <w:ind w:left="720" w:hanging="360"/>
-        <w:rPr>
-          <w:rFonts w:ascii="Roboto" w:cs="Roboto" w:eastAsia="Roboto" w:hAnsi="Roboto"/>
-          <w:highlight w:val="white"/>
-        </w:rPr>
-      </w:pPr>
-      <w:r>
-        <w:rPr>
-          <w:rFonts w:ascii="Arial Unicode MS" w:cs="Arial Unicode MS" w:eastAsia="Arial Unicode MS" w:hAnsi="Arial Unicode MS"/>
-          <w:color w:val="1f1f1f"/>
-          <w:sz w:val="21"/>
-          <w:szCs w:val="21"/>
-          <w:highlight w:val="white"/>
-          <w:rtl w:val="0"/>
-        </w:rPr>
-        <w:t xml:space="preserve">आई, ɑːiː, Mother, అమ్మ</w:t>
+        <w:spacing w:after="240" w:before="0" w:lineRule="auto"/>
+        <w:ind w:left="720" w:hanging="360"/>
+        <w:rPr>
+          <w:rFonts w:ascii="Roboto" w:cs="Roboto" w:eastAsia="Roboto" w:hAnsi="Roboto"/>
+          <w:highlight w:val="white"/>
+        </w:rPr>
+      </w:pPr>
+      <w:sdt>
+        <w:sdtPr>
+          <w:id w:val="2018794929"/>
+          <w:tag w:val="goog_rdk_9"/>
+        </w:sdtPr>
+        <w:sdtContent>
+          <w:r>
+            <w:rPr>
+              <w:rFonts w:ascii="Arial Unicode MS" w:cs="Arial Unicode MS" w:eastAsia="Arial Unicode MS" w:hAnsi="Arial Unicode MS"/>
+              <w:color w:val="1f1f1f"/>
+              <w:sz w:val="21"/>
+              <w:szCs w:val="21"/>
+              <w:highlight w:val="white"/>
+              <w:rtl w:val="0"/>
+            </w:rPr>
+            <w:t xml:space="preserve">आई, ɑːiː, Mother, అమ్మ</w:t>
+          </w:r>
+        </w:sdtContent>
+      </w:sdt>
+      <w:r>
+        <w:rPr>
+          <w:rtl w:val="0"/>
+        </w:rPr>
       </w:r>
     </w:p>
     <w:p>
@@ -808,23 +965,36 @@
           <w:numId w:val="8"/>
         </w:numPr>
         <w:shd w:fill="ffffff" w:val="clear"/>
-        <w:spacing w:after="0" w:afterAutospacing="0" w:before="240" w:lineRule="auto"/>
-        <w:ind w:left="720" w:hanging="360"/>
-        <w:rPr>
-          <w:rFonts w:ascii="Roboto" w:cs="Roboto" w:eastAsia="Roboto" w:hAnsi="Roboto"/>
-          <w:highlight w:val="white"/>
-        </w:rPr>
-      </w:pPr>
-      <w:r>
-        <w:rPr>
-          <w:rFonts w:ascii="Arial Unicode MS" w:cs="Arial Unicode MS" w:eastAsia="Arial Unicode MS" w:hAnsi="Arial Unicode MS"/>
-          <w:color w:val="1f1f1f"/>
-          <w:sz w:val="21"/>
-          <w:szCs w:val="21"/>
-          <w:highlight w:val="white"/>
-          <w:rtl w:val="0"/>
-        </w:rPr>
-        <w:t xml:space="preserve">नवरत्नांचा, nəvrətnɑːntʃɑː, Of nine gems, తొమ్మిది రత్నాల</w:t>
+        <w:spacing w:after="0" w:before="240" w:lineRule="auto"/>
+        <w:ind w:left="720" w:hanging="360"/>
+        <w:rPr>
+          <w:rFonts w:ascii="Roboto" w:cs="Roboto" w:eastAsia="Roboto" w:hAnsi="Roboto"/>
+          <w:highlight w:val="white"/>
+        </w:rPr>
+      </w:pPr>
+      <w:sdt>
+        <w:sdtPr>
+          <w:id w:val="-788647878"/>
+          <w:tag w:val="goog_rdk_10"/>
+        </w:sdtPr>
+        <w:sdtContent>
+          <w:r>
+            <w:rPr>
+              <w:rFonts w:ascii="Arial Unicode MS" w:cs="Arial Unicode MS" w:eastAsia="Arial Unicode MS" w:hAnsi="Arial Unicode MS"/>
+              <w:color w:val="1f1f1f"/>
+              <w:sz w:val="21"/>
+              <w:szCs w:val="21"/>
+              <w:highlight w:val="white"/>
+              <w:rtl w:val="0"/>
+            </w:rPr>
+            <w:t xml:space="preserve">नवरत्नांचा, nəvrətnɑːntʃɑː, Of nine gems, తొమ్మిది రత్నాల</w:t>
+          </w:r>
+        </w:sdtContent>
+      </w:sdt>
+      <w:r>
+        <w:rPr>
+          <w:rtl w:val="0"/>
+        </w:rPr>
       </w:r>
     </w:p>
     <w:p>
@@ -834,23 +1004,36 @@
           <w:numId w:val="8"/>
         </w:numPr>
         <w:shd w:fill="ffffff" w:val="clear"/>
-        <w:spacing w:after="0" w:afterAutospacing="0" w:before="0" w:beforeAutospacing="0" w:lineRule="auto"/>
-        <w:ind w:left="720" w:hanging="360"/>
-        <w:rPr>
-          <w:rFonts w:ascii="Roboto" w:cs="Roboto" w:eastAsia="Roboto" w:hAnsi="Roboto"/>
-          <w:highlight w:val="white"/>
-        </w:rPr>
-      </w:pPr>
-      <w:r>
-        <w:rPr>
-          <w:rFonts w:ascii="Arial Unicode MS" w:cs="Arial Unicode MS" w:eastAsia="Arial Unicode MS" w:hAnsi="Arial Unicode MS"/>
-          <w:color w:val="1f1f1f"/>
-          <w:sz w:val="21"/>
-          <w:szCs w:val="21"/>
-          <w:highlight w:val="white"/>
-          <w:rtl w:val="0"/>
-        </w:rPr>
-        <w:t xml:space="preserve">मुकुट, mukʊʈ, Crown, కిరీటం</w:t>
+        <w:spacing w:after="0" w:before="0" w:lineRule="auto"/>
+        <w:ind w:left="720" w:hanging="360"/>
+        <w:rPr>
+          <w:rFonts w:ascii="Roboto" w:cs="Roboto" w:eastAsia="Roboto" w:hAnsi="Roboto"/>
+          <w:highlight w:val="white"/>
+        </w:rPr>
+      </w:pPr>
+      <w:sdt>
+        <w:sdtPr>
+          <w:id w:val="177270142"/>
+          <w:tag w:val="goog_rdk_11"/>
+        </w:sdtPr>
+        <w:sdtContent>
+          <w:r>
+            <w:rPr>
+              <w:rFonts w:ascii="Arial Unicode MS" w:cs="Arial Unicode MS" w:eastAsia="Arial Unicode MS" w:hAnsi="Arial Unicode MS"/>
+              <w:color w:val="1f1f1f"/>
+              <w:sz w:val="21"/>
+              <w:szCs w:val="21"/>
+              <w:highlight w:val="white"/>
+              <w:rtl w:val="0"/>
+            </w:rPr>
+            <w:t xml:space="preserve">मुकुट, mukʊʈ, Crown, కిరీటం</w:t>
+          </w:r>
+        </w:sdtContent>
+      </w:sdt>
+      <w:r>
+        <w:rPr>
+          <w:rtl w:val="0"/>
+        </w:rPr>
       </w:r>
     </w:p>
     <w:p>
@@ -860,23 +1043,36 @@
           <w:numId w:val="8"/>
         </w:numPr>
         <w:shd w:fill="ffffff" w:val="clear"/>
-        <w:spacing w:after="0" w:afterAutospacing="0" w:before="0" w:beforeAutospacing="0" w:lineRule="auto"/>
-        <w:ind w:left="720" w:hanging="360"/>
-        <w:rPr>
-          <w:rFonts w:ascii="Roboto" w:cs="Roboto" w:eastAsia="Roboto" w:hAnsi="Roboto"/>
-          <w:highlight w:val="white"/>
-        </w:rPr>
-      </w:pPr>
-      <w:r>
-        <w:rPr>
-          <w:rFonts w:ascii="Arial Unicode MS" w:cs="Arial Unicode MS" w:eastAsia="Arial Unicode MS" w:hAnsi="Arial Unicode MS"/>
-          <w:color w:val="1f1f1f"/>
-          <w:sz w:val="21"/>
-          <w:szCs w:val="21"/>
-          <w:highlight w:val="white"/>
-          <w:rtl w:val="0"/>
-        </w:rPr>
-        <w:t xml:space="preserve">शिरावर, ʃirɑːvər, On head, తలపై</w:t>
+        <w:spacing w:after="0" w:before="0" w:lineRule="auto"/>
+        <w:ind w:left="720" w:hanging="360"/>
+        <w:rPr>
+          <w:rFonts w:ascii="Roboto" w:cs="Roboto" w:eastAsia="Roboto" w:hAnsi="Roboto"/>
+          <w:highlight w:val="white"/>
+        </w:rPr>
+      </w:pPr>
+      <w:sdt>
+        <w:sdtPr>
+          <w:id w:val="628709756"/>
+          <w:tag w:val="goog_rdk_12"/>
+        </w:sdtPr>
+        <w:sdtContent>
+          <w:r>
+            <w:rPr>
+              <w:rFonts w:ascii="Arial Unicode MS" w:cs="Arial Unicode MS" w:eastAsia="Arial Unicode MS" w:hAnsi="Arial Unicode MS"/>
+              <w:color w:val="1f1f1f"/>
+              <w:sz w:val="21"/>
+              <w:szCs w:val="21"/>
+              <w:highlight w:val="white"/>
+              <w:rtl w:val="0"/>
+            </w:rPr>
+            <w:t xml:space="preserve">शिरावर, ʃirɑːvər, On head, తలపై</w:t>
+          </w:r>
+        </w:sdtContent>
+      </w:sdt>
+      <w:r>
+        <w:rPr>
+          <w:rtl w:val="0"/>
+        </w:rPr>
       </w:r>
     </w:p>
     <w:p>
@@ -886,23 +1082,36 @@
           <w:numId w:val="8"/>
         </w:numPr>
         <w:shd w:fill="ffffff" w:val="clear"/>
-        <w:spacing w:after="0" w:afterAutospacing="0" w:before="0" w:beforeAutospacing="0" w:lineRule="auto"/>
-        <w:ind w:left="720" w:hanging="360"/>
-        <w:rPr>
-          <w:rFonts w:ascii="Roboto" w:cs="Roboto" w:eastAsia="Roboto" w:hAnsi="Roboto"/>
-          <w:highlight w:val="white"/>
-        </w:rPr>
-      </w:pPr>
-      <w:r>
-        <w:rPr>
-          <w:rFonts w:ascii="Arial Unicode MS" w:cs="Arial Unicode MS" w:eastAsia="Arial Unicode MS" w:hAnsi="Arial Unicode MS"/>
-          <w:color w:val="1f1f1f"/>
-          <w:sz w:val="21"/>
-          <w:szCs w:val="21"/>
-          <w:highlight w:val="white"/>
-          <w:rtl w:val="0"/>
-        </w:rPr>
-        <w:t xml:space="preserve">कंठी, kənʈʱiː, On neck, మెడలో</w:t>
+        <w:spacing w:after="0" w:before="0" w:lineRule="auto"/>
+        <w:ind w:left="720" w:hanging="360"/>
+        <w:rPr>
+          <w:rFonts w:ascii="Roboto" w:cs="Roboto" w:eastAsia="Roboto" w:hAnsi="Roboto"/>
+          <w:highlight w:val="white"/>
+        </w:rPr>
+      </w:pPr>
+      <w:sdt>
+        <w:sdtPr>
+          <w:id w:val="-1051435070"/>
+          <w:tag w:val="goog_rdk_13"/>
+        </w:sdtPr>
+        <w:sdtContent>
+          <w:r>
+            <w:rPr>
+              <w:rFonts w:ascii="Arial Unicode MS" w:cs="Arial Unicode MS" w:eastAsia="Arial Unicode MS" w:hAnsi="Arial Unicode MS"/>
+              <w:color w:val="1f1f1f"/>
+              <w:sz w:val="21"/>
+              <w:szCs w:val="21"/>
+              <w:highlight w:val="white"/>
+              <w:rtl w:val="0"/>
+            </w:rPr>
+            <w:t xml:space="preserve">कंठी, kənʈʱiː, On neck, మెడలో</w:t>
+          </w:r>
+        </w:sdtContent>
+      </w:sdt>
+      <w:r>
+        <w:rPr>
+          <w:rtl w:val="0"/>
+        </w:rPr>
       </w:r>
     </w:p>
     <w:p>
@@ -912,23 +1121,36 @@
           <w:numId w:val="8"/>
         </w:numPr>
         <w:shd w:fill="ffffff" w:val="clear"/>
-        <w:spacing w:after="0" w:afterAutospacing="0" w:before="0" w:beforeAutospacing="0" w:lineRule="auto"/>
-        <w:ind w:left="720" w:hanging="360"/>
-        <w:rPr>
-          <w:rFonts w:ascii="Roboto" w:cs="Roboto" w:eastAsia="Roboto" w:hAnsi="Roboto"/>
-          <w:highlight w:val="white"/>
-        </w:rPr>
-      </w:pPr>
-      <w:r>
-        <w:rPr>
-          <w:rFonts w:ascii="Arial Unicode MS" w:cs="Arial Unicode MS" w:eastAsia="Arial Unicode MS" w:hAnsi="Arial Unicode MS"/>
-          <w:color w:val="1f1f1f"/>
-          <w:sz w:val="21"/>
-          <w:szCs w:val="21"/>
-          <w:highlight w:val="white"/>
-          <w:rtl w:val="0"/>
-        </w:rPr>
-        <w:t xml:space="preserve">शोभे, ʃoːbʱeː, Adorns, అలంకరిస్తుంది</w:t>
+        <w:spacing w:after="0" w:before="0" w:lineRule="auto"/>
+        <w:ind w:left="720" w:hanging="360"/>
+        <w:rPr>
+          <w:rFonts w:ascii="Roboto" w:cs="Roboto" w:eastAsia="Roboto" w:hAnsi="Roboto"/>
+          <w:highlight w:val="white"/>
+        </w:rPr>
+      </w:pPr>
+      <w:sdt>
+        <w:sdtPr>
+          <w:id w:val="-1055521955"/>
+          <w:tag w:val="goog_rdk_14"/>
+        </w:sdtPr>
+        <w:sdtContent>
+          <w:r>
+            <w:rPr>
+              <w:rFonts w:ascii="Arial Unicode MS" w:cs="Arial Unicode MS" w:eastAsia="Arial Unicode MS" w:hAnsi="Arial Unicode MS"/>
+              <w:color w:val="1f1f1f"/>
+              <w:sz w:val="21"/>
+              <w:szCs w:val="21"/>
+              <w:highlight w:val="white"/>
+              <w:rtl w:val="0"/>
+            </w:rPr>
+            <w:t xml:space="preserve">शोभे, ʃoːbʱeː, Adorns, అలంకరిస్తుంది</w:t>
+          </w:r>
+        </w:sdtContent>
+      </w:sdt>
+      <w:r>
+        <w:rPr>
+          <w:rtl w:val="0"/>
+        </w:rPr>
       </w:r>
     </w:p>
     <w:p>
@@ -938,23 +1160,36 @@
           <w:numId w:val="8"/>
         </w:numPr>
         <w:shd w:fill="ffffff" w:val="clear"/>
-        <w:spacing w:after="0" w:afterAutospacing="0" w:before="0" w:beforeAutospacing="0" w:lineRule="auto"/>
-        <w:ind w:left="720" w:hanging="360"/>
-        <w:rPr>
-          <w:rFonts w:ascii="Roboto" w:cs="Roboto" w:eastAsia="Roboto" w:hAnsi="Roboto"/>
-          <w:highlight w:val="white"/>
-        </w:rPr>
-      </w:pPr>
-      <w:r>
-        <w:rPr>
-          <w:rFonts w:ascii="Arial Unicode MS" w:cs="Arial Unicode MS" w:eastAsia="Arial Unicode MS" w:hAnsi="Arial Unicode MS"/>
-          <w:color w:val="1f1f1f"/>
-          <w:sz w:val="21"/>
-          <w:szCs w:val="21"/>
-          <w:highlight w:val="white"/>
-          <w:rtl w:val="0"/>
-        </w:rPr>
-        <w:t xml:space="preserve">मोतीहार, moːtiːɦɑːr, Pearl necklace, ముత్యాల హారం</w:t>
+        <w:spacing w:after="0" w:before="0" w:lineRule="auto"/>
+        <w:ind w:left="720" w:hanging="360"/>
+        <w:rPr>
+          <w:rFonts w:ascii="Roboto" w:cs="Roboto" w:eastAsia="Roboto" w:hAnsi="Roboto"/>
+          <w:highlight w:val="white"/>
+        </w:rPr>
+      </w:pPr>
+      <w:sdt>
+        <w:sdtPr>
+          <w:id w:val="847173791"/>
+          <w:tag w:val="goog_rdk_15"/>
+        </w:sdtPr>
+        <w:sdtContent>
+          <w:r>
+            <w:rPr>
+              <w:rFonts w:ascii="Arial Unicode MS" w:cs="Arial Unicode MS" w:eastAsia="Arial Unicode MS" w:hAnsi="Arial Unicode MS"/>
+              <w:color w:val="1f1f1f"/>
+              <w:sz w:val="21"/>
+              <w:szCs w:val="21"/>
+              <w:highlight w:val="white"/>
+              <w:rtl w:val="0"/>
+            </w:rPr>
+            <w:t xml:space="preserve">मोतीहार, moːtiːɦɑːr, Pearl necklace, ముత్యాల హారం</w:t>
+          </w:r>
+        </w:sdtContent>
+      </w:sdt>
+      <w:r>
+        <w:rPr>
+          <w:rtl w:val="0"/>
+        </w:rPr>
       </w:r>
     </w:p>
     <w:p>
@@ -964,23 +1199,36 @@
           <w:numId w:val="8"/>
         </w:numPr>
         <w:shd w:fill="ffffff" w:val="clear"/>
-        <w:spacing w:after="0" w:afterAutospacing="0" w:before="0" w:beforeAutospacing="0" w:lineRule="auto"/>
-        <w:ind w:left="720" w:hanging="360"/>
-        <w:rPr>
-          <w:rFonts w:ascii="Roboto" w:cs="Roboto" w:eastAsia="Roboto" w:hAnsi="Roboto"/>
-          <w:highlight w:val="white"/>
-        </w:rPr>
-      </w:pPr>
-      <w:r>
-        <w:rPr>
-          <w:rFonts w:ascii="Arial Unicode MS" w:cs="Arial Unicode MS" w:eastAsia="Arial Unicode MS" w:hAnsi="Arial Unicode MS"/>
-          <w:color w:val="1f1f1f"/>
-          <w:sz w:val="21"/>
-          <w:szCs w:val="21"/>
-          <w:highlight w:val="white"/>
-          <w:rtl w:val="0"/>
-        </w:rPr>
-        <w:t xml:space="preserve">सुंदर, sundər, Beautiful, అందమైన</w:t>
+        <w:spacing w:after="0" w:before="0" w:lineRule="auto"/>
+        <w:ind w:left="720" w:hanging="360"/>
+        <w:rPr>
+          <w:rFonts w:ascii="Roboto" w:cs="Roboto" w:eastAsia="Roboto" w:hAnsi="Roboto"/>
+          <w:highlight w:val="white"/>
+        </w:rPr>
+      </w:pPr>
+      <w:sdt>
+        <w:sdtPr>
+          <w:id w:val="-1248659091"/>
+          <w:tag w:val="goog_rdk_16"/>
+        </w:sdtPr>
+        <w:sdtContent>
+          <w:r>
+            <w:rPr>
+              <w:rFonts w:ascii="Arial Unicode MS" w:cs="Arial Unicode MS" w:eastAsia="Arial Unicode MS" w:hAnsi="Arial Unicode MS"/>
+              <w:color w:val="1f1f1f"/>
+              <w:sz w:val="21"/>
+              <w:szCs w:val="21"/>
+              <w:highlight w:val="white"/>
+              <w:rtl w:val="0"/>
+            </w:rPr>
+            <w:t xml:space="preserve">सुंदर, sundər, Beautiful, అందమైన</w:t>
+          </w:r>
+        </w:sdtContent>
+      </w:sdt>
+      <w:r>
+        <w:rPr>
+          <w:rtl w:val="0"/>
+        </w:rPr>
       </w:r>
     </w:p>
     <w:p>
@@ -990,23 +1238,36 @@
           <w:numId w:val="8"/>
         </w:numPr>
         <w:shd w:fill="ffffff" w:val="clear"/>
-        <w:spacing w:after="0" w:afterAutospacing="0" w:before="0" w:beforeAutospacing="0" w:lineRule="auto"/>
-        <w:ind w:left="720" w:hanging="360"/>
-        <w:rPr>
-          <w:rFonts w:ascii="Roboto" w:cs="Roboto" w:eastAsia="Roboto" w:hAnsi="Roboto"/>
-          <w:highlight w:val="white"/>
-        </w:rPr>
-      </w:pPr>
-      <w:r>
-        <w:rPr>
-          <w:rFonts w:ascii="Arial Unicode MS" w:cs="Arial Unicode MS" w:eastAsia="Arial Unicode MS" w:hAnsi="Arial Unicode MS"/>
-          <w:color w:val="1f1f1f"/>
-          <w:sz w:val="21"/>
-          <w:szCs w:val="21"/>
-          <w:highlight w:val="white"/>
-          <w:rtl w:val="0"/>
-        </w:rPr>
-        <w:t xml:space="preserve">माझी, mɑːdʒʱiː, My, నా</w:t>
+        <w:spacing w:after="0" w:before="0" w:lineRule="auto"/>
+        <w:ind w:left="720" w:hanging="360"/>
+        <w:rPr>
+          <w:rFonts w:ascii="Roboto" w:cs="Roboto" w:eastAsia="Roboto" w:hAnsi="Roboto"/>
+          <w:highlight w:val="white"/>
+        </w:rPr>
+      </w:pPr>
+      <w:sdt>
+        <w:sdtPr>
+          <w:id w:val="-439818624"/>
+          <w:tag w:val="goog_rdk_17"/>
+        </w:sdtPr>
+        <w:sdtContent>
+          <w:r>
+            <w:rPr>
+              <w:rFonts w:ascii="Arial Unicode MS" w:cs="Arial Unicode MS" w:eastAsia="Arial Unicode MS" w:hAnsi="Arial Unicode MS"/>
+              <w:color w:val="1f1f1f"/>
+              <w:sz w:val="21"/>
+              <w:szCs w:val="21"/>
+              <w:highlight w:val="white"/>
+              <w:rtl w:val="0"/>
+            </w:rPr>
+            <w:t xml:space="preserve">माझी, mɑːdʒʱiː, My, నా</w:t>
+          </w:r>
+        </w:sdtContent>
+      </w:sdt>
+      <w:r>
+        <w:rPr>
+          <w:rtl w:val="0"/>
+        </w:rPr>
       </w:r>
     </w:p>
     <w:p>
@@ -1016,23 +1277,36 @@
           <w:numId w:val="8"/>
         </w:numPr>
         <w:shd w:fill="ffffff" w:val="clear"/>
-        <w:spacing w:after="0" w:afterAutospacing="0" w:before="0" w:beforeAutospacing="0" w:lineRule="auto"/>
-        <w:ind w:left="720" w:hanging="360"/>
-        <w:rPr>
-          <w:rFonts w:ascii="Roboto" w:cs="Roboto" w:eastAsia="Roboto" w:hAnsi="Roboto"/>
-          <w:highlight w:val="white"/>
-        </w:rPr>
-      </w:pPr>
-      <w:r>
-        <w:rPr>
-          <w:rFonts w:ascii="Arial Unicode MS" w:cs="Arial Unicode MS" w:eastAsia="Arial Unicode MS" w:hAnsi="Arial Unicode MS"/>
-          <w:color w:val="1f1f1f"/>
-          <w:sz w:val="21"/>
-          <w:szCs w:val="21"/>
-          <w:highlight w:val="white"/>
-          <w:rtl w:val="0"/>
-        </w:rPr>
-        <w:t xml:space="preserve">निर्मला, nirməlɑː, Nirmala (name), నిర్మల</w:t>
+        <w:spacing w:after="0" w:before="0" w:lineRule="auto"/>
+        <w:ind w:left="720" w:hanging="360"/>
+        <w:rPr>
+          <w:rFonts w:ascii="Roboto" w:cs="Roboto" w:eastAsia="Roboto" w:hAnsi="Roboto"/>
+          <w:highlight w:val="white"/>
+        </w:rPr>
+      </w:pPr>
+      <w:sdt>
+        <w:sdtPr>
+          <w:id w:val="1346536405"/>
+          <w:tag w:val="goog_rdk_18"/>
+        </w:sdtPr>
+        <w:sdtContent>
+          <w:r>
+            <w:rPr>
+              <w:rFonts w:ascii="Arial Unicode MS" w:cs="Arial Unicode MS" w:eastAsia="Arial Unicode MS" w:hAnsi="Arial Unicode MS"/>
+              <w:color w:val="1f1f1f"/>
+              <w:sz w:val="21"/>
+              <w:szCs w:val="21"/>
+              <w:highlight w:val="white"/>
+              <w:rtl w:val="0"/>
+            </w:rPr>
+            <w:t xml:space="preserve">निर्मला, nirməlɑː, Nirmala (name), నిర్మల</w:t>
+          </w:r>
+        </w:sdtContent>
+      </w:sdt>
+      <w:r>
+        <w:rPr>
+          <w:rtl w:val="0"/>
+        </w:rPr>
       </w:r>
     </w:p>
     <w:p>
@@ -1042,23 +1316,36 @@
           <w:numId w:val="8"/>
         </w:numPr>
         <w:shd w:fill="ffffff" w:val="clear"/>
-        <w:spacing w:after="0" w:afterAutospacing="0" w:before="0" w:beforeAutospacing="0" w:lineRule="auto"/>
-        <w:ind w:left="720" w:hanging="360"/>
-        <w:rPr>
-          <w:rFonts w:ascii="Roboto" w:cs="Roboto" w:eastAsia="Roboto" w:hAnsi="Roboto"/>
-          <w:highlight w:val="white"/>
-        </w:rPr>
-      </w:pPr>
-      <w:r>
-        <w:rPr>
-          <w:rFonts w:ascii="Arial Unicode MS" w:cs="Arial Unicode MS" w:eastAsia="Arial Unicode MS" w:hAnsi="Arial Unicode MS"/>
-          <w:color w:val="1f1f1f"/>
-          <w:sz w:val="21"/>
-          <w:szCs w:val="21"/>
-          <w:highlight w:val="white"/>
-          <w:rtl w:val="0"/>
-        </w:rPr>
-        <w:t xml:space="preserve">आई, ɑːiː, Mother, అమ్మ</w:t>
+        <w:spacing w:after="0" w:before="0" w:lineRule="auto"/>
+        <w:ind w:left="720" w:hanging="360"/>
+        <w:rPr>
+          <w:rFonts w:ascii="Roboto" w:cs="Roboto" w:eastAsia="Roboto" w:hAnsi="Roboto"/>
+          <w:highlight w:val="white"/>
+        </w:rPr>
+      </w:pPr>
+      <w:sdt>
+        <w:sdtPr>
+          <w:id w:val="-525209946"/>
+          <w:tag w:val="goog_rdk_19"/>
+        </w:sdtPr>
+        <w:sdtContent>
+          <w:r>
+            <w:rPr>
+              <w:rFonts w:ascii="Arial Unicode MS" w:cs="Arial Unicode MS" w:eastAsia="Arial Unicode MS" w:hAnsi="Arial Unicode MS"/>
+              <w:color w:val="1f1f1f"/>
+              <w:sz w:val="21"/>
+              <w:szCs w:val="21"/>
+              <w:highlight w:val="white"/>
+              <w:rtl w:val="0"/>
+            </w:rPr>
+            <w:t xml:space="preserve">आई, ɑːiː, Mother, అమ్మ</w:t>
+          </w:r>
+        </w:sdtContent>
+      </w:sdt>
+      <w:r>
+        <w:rPr>
+          <w:rtl w:val="0"/>
+        </w:rPr>
       </w:r>
     </w:p>
     <w:p>
@@ -1068,23 +1355,36 @@
           <w:numId w:val="8"/>
         </w:numPr>
         <w:shd w:fill="ffffff" w:val="clear"/>
-        <w:spacing w:after="0" w:afterAutospacing="0" w:before="0" w:beforeAutospacing="0" w:lineRule="auto"/>
-        <w:ind w:left="720" w:hanging="360"/>
-        <w:rPr>
-          <w:rFonts w:ascii="Roboto" w:cs="Roboto" w:eastAsia="Roboto" w:hAnsi="Roboto"/>
-          <w:highlight w:val="white"/>
-        </w:rPr>
-      </w:pPr>
-      <w:r>
-        <w:rPr>
-          <w:rFonts w:ascii="Arial Unicode MS" w:cs="Arial Unicode MS" w:eastAsia="Arial Unicode MS" w:hAnsi="Arial Unicode MS"/>
-          <w:color w:val="1f1f1f"/>
-          <w:sz w:val="21"/>
-          <w:szCs w:val="21"/>
-          <w:highlight w:val="white"/>
-          <w:rtl w:val="0"/>
-        </w:rPr>
-        <w:t xml:space="preserve">घालूनी, ɡʱɑːluːniː, Wearing, ధరించి</w:t>
+        <w:spacing w:after="0" w:before="0" w:lineRule="auto"/>
+        <w:ind w:left="720" w:hanging="360"/>
+        <w:rPr>
+          <w:rFonts w:ascii="Roboto" w:cs="Roboto" w:eastAsia="Roboto" w:hAnsi="Roboto"/>
+          <w:highlight w:val="white"/>
+        </w:rPr>
+      </w:pPr>
+      <w:sdt>
+        <w:sdtPr>
+          <w:id w:val="-1870839204"/>
+          <w:tag w:val="goog_rdk_20"/>
+        </w:sdtPr>
+        <w:sdtContent>
+          <w:r>
+            <w:rPr>
+              <w:rFonts w:ascii="Arial Unicode MS" w:cs="Arial Unicode MS" w:eastAsia="Arial Unicode MS" w:hAnsi="Arial Unicode MS"/>
+              <w:color w:val="1f1f1f"/>
+              <w:sz w:val="21"/>
+              <w:szCs w:val="21"/>
+              <w:highlight w:val="white"/>
+              <w:rtl w:val="0"/>
+            </w:rPr>
+            <w:t xml:space="preserve">घालूनी, ɡʱɑːluːniː, Wearing, ధరించి</w:t>
+          </w:r>
+        </w:sdtContent>
+      </w:sdt>
+      <w:r>
+        <w:rPr>
+          <w:rtl w:val="0"/>
+        </w:rPr>
       </w:r>
     </w:p>
     <w:p>
@@ -1094,23 +1394,36 @@
           <w:numId w:val="8"/>
         </w:numPr>
         <w:shd w:fill="ffffff" w:val="clear"/>
-        <w:spacing w:after="0" w:afterAutospacing="0" w:before="0" w:beforeAutospacing="0" w:lineRule="auto"/>
-        <w:ind w:left="720" w:hanging="360"/>
-        <w:rPr>
-          <w:rFonts w:ascii="Roboto" w:cs="Roboto" w:eastAsia="Roboto" w:hAnsi="Roboto"/>
-          <w:highlight w:val="white"/>
-        </w:rPr>
-      </w:pPr>
-      <w:r>
-        <w:rPr>
-          <w:rFonts w:ascii="Arial Unicode MS" w:cs="Arial Unicode MS" w:eastAsia="Arial Unicode MS" w:hAnsi="Arial Unicode MS"/>
-          <w:color w:val="1f1f1f"/>
-          <w:sz w:val="21"/>
-          <w:szCs w:val="21"/>
-          <w:highlight w:val="white"/>
-          <w:rtl w:val="0"/>
-        </w:rPr>
-        <w:t xml:space="preserve">पैंजण, pə̃ːdʒən, Anklets, పాపిట</w:t>
+        <w:spacing w:after="0" w:before="0" w:lineRule="auto"/>
+        <w:ind w:left="720" w:hanging="360"/>
+        <w:rPr>
+          <w:rFonts w:ascii="Roboto" w:cs="Roboto" w:eastAsia="Roboto" w:hAnsi="Roboto"/>
+          <w:highlight w:val="white"/>
+        </w:rPr>
+      </w:pPr>
+      <w:sdt>
+        <w:sdtPr>
+          <w:id w:val="361511969"/>
+          <w:tag w:val="goog_rdk_21"/>
+        </w:sdtPr>
+        <w:sdtContent>
+          <w:r>
+            <w:rPr>
+              <w:rFonts w:ascii="Arial Unicode MS" w:cs="Arial Unicode MS" w:eastAsia="Arial Unicode MS" w:hAnsi="Arial Unicode MS"/>
+              <w:color w:val="1f1f1f"/>
+              <w:sz w:val="21"/>
+              <w:szCs w:val="21"/>
+              <w:highlight w:val="white"/>
+              <w:rtl w:val="0"/>
+            </w:rPr>
+            <w:t xml:space="preserve">पैंजण, pə̃ːdʒən, Anklets, పాపిట</w:t>
+          </w:r>
+        </w:sdtContent>
+      </w:sdt>
+      <w:r>
+        <w:rPr>
+          <w:rtl w:val="0"/>
+        </w:rPr>
       </w:r>
     </w:p>
     <w:p>
@@ -1120,23 +1433,36 @@
           <w:numId w:val="8"/>
         </w:numPr>
         <w:shd w:fill="ffffff" w:val="clear"/>
-        <w:spacing w:after="0" w:afterAutospacing="0" w:before="0" w:beforeAutospacing="0" w:lineRule="auto"/>
-        <w:ind w:left="720" w:hanging="360"/>
-        <w:rPr>
-          <w:rFonts w:ascii="Roboto" w:cs="Roboto" w:eastAsia="Roboto" w:hAnsi="Roboto"/>
-          <w:highlight w:val="white"/>
-        </w:rPr>
-      </w:pPr>
-      <w:r>
-        <w:rPr>
-          <w:rFonts w:ascii="Arial Unicode MS" w:cs="Arial Unicode MS" w:eastAsia="Arial Unicode MS" w:hAnsi="Arial Unicode MS"/>
-          <w:color w:val="1f1f1f"/>
-          <w:sz w:val="21"/>
-          <w:szCs w:val="21"/>
-          <w:highlight w:val="white"/>
-          <w:rtl w:val="0"/>
-        </w:rPr>
-        <w:t xml:space="preserve">पायी, pɑːjiː, On feet, పాదాలకు</w:t>
+        <w:spacing w:after="0" w:before="0" w:lineRule="auto"/>
+        <w:ind w:left="720" w:hanging="360"/>
+        <w:rPr>
+          <w:rFonts w:ascii="Roboto" w:cs="Roboto" w:eastAsia="Roboto" w:hAnsi="Roboto"/>
+          <w:highlight w:val="white"/>
+        </w:rPr>
+      </w:pPr>
+      <w:sdt>
+        <w:sdtPr>
+          <w:id w:val="-2052595235"/>
+          <w:tag w:val="goog_rdk_22"/>
+        </w:sdtPr>
+        <w:sdtContent>
+          <w:r>
+            <w:rPr>
+              <w:rFonts w:ascii="Arial Unicode MS" w:cs="Arial Unicode MS" w:eastAsia="Arial Unicode MS" w:hAnsi="Arial Unicode MS"/>
+              <w:color w:val="1f1f1f"/>
+              <w:sz w:val="21"/>
+              <w:szCs w:val="21"/>
+              <w:highlight w:val="white"/>
+              <w:rtl w:val="0"/>
+            </w:rPr>
+            <w:t xml:space="preserve">पायी, pɑːjiː, On feet, పాదాలకు</w:t>
+          </w:r>
+        </w:sdtContent>
+      </w:sdt>
+      <w:r>
+        <w:rPr>
+          <w:rtl w:val="0"/>
+        </w:rPr>
       </w:r>
     </w:p>
     <w:p>
@@ -1146,23 +1472,36 @@
           <w:numId w:val="8"/>
         </w:numPr>
         <w:shd w:fill="ffffff" w:val="clear"/>
-        <w:spacing w:after="240" w:before="0" w:beforeAutospacing="0" w:lineRule="auto"/>
-        <w:ind w:left="720" w:hanging="360"/>
-        <w:rPr>
-          <w:rFonts w:ascii="Roboto" w:cs="Roboto" w:eastAsia="Roboto" w:hAnsi="Roboto"/>
-          <w:highlight w:val="white"/>
-        </w:rPr>
-      </w:pPr>
-      <w:r>
-        <w:rPr>
-          <w:rFonts w:ascii="Arial Unicode MS" w:cs="Arial Unicode MS" w:eastAsia="Arial Unicode MS" w:hAnsi="Arial Unicode MS"/>
-          <w:color w:val="1f1f1f"/>
-          <w:sz w:val="21"/>
-          <w:szCs w:val="21"/>
-          <w:highlight w:val="white"/>
-          <w:rtl w:val="0"/>
-        </w:rPr>
-        <w:t xml:space="preserve">आई, ɑːiː, Mother, అమ్మ</w:t>
+        <w:spacing w:after="240" w:before="0" w:lineRule="auto"/>
+        <w:ind w:left="720" w:hanging="360"/>
+        <w:rPr>
+          <w:rFonts w:ascii="Roboto" w:cs="Roboto" w:eastAsia="Roboto" w:hAnsi="Roboto"/>
+          <w:highlight w:val="white"/>
+        </w:rPr>
+      </w:pPr>
+      <w:sdt>
+        <w:sdtPr>
+          <w:id w:val="-495667838"/>
+          <w:tag w:val="goog_rdk_23"/>
+        </w:sdtPr>
+        <w:sdtContent>
+          <w:r>
+            <w:rPr>
+              <w:rFonts w:ascii="Arial Unicode MS" w:cs="Arial Unicode MS" w:eastAsia="Arial Unicode MS" w:hAnsi="Arial Unicode MS"/>
+              <w:color w:val="1f1f1f"/>
+              <w:sz w:val="21"/>
+              <w:szCs w:val="21"/>
+              <w:highlight w:val="white"/>
+              <w:rtl w:val="0"/>
+            </w:rPr>
+            <w:t xml:space="preserve">आई, ɑːiː, Mother, అమ్మ</w:t>
+          </w:r>
+        </w:sdtContent>
+      </w:sdt>
+      <w:r>
+        <w:rPr>
+          <w:rtl w:val="0"/>
+        </w:rPr>
       </w:r>
     </w:p>
     <w:p>
@@ -1198,23 +1537,36 @@
           <w:numId w:val="3"/>
         </w:numPr>
         <w:shd w:fill="ffffff" w:val="clear"/>
-        <w:spacing w:after="0" w:afterAutospacing="0" w:before="240" w:lineRule="auto"/>
-        <w:ind w:left="720" w:hanging="360"/>
-        <w:rPr>
-          <w:rFonts w:ascii="Roboto" w:cs="Roboto" w:eastAsia="Roboto" w:hAnsi="Roboto"/>
-          <w:highlight w:val="white"/>
-        </w:rPr>
-      </w:pPr>
-      <w:r>
-        <w:rPr>
-          <w:rFonts w:ascii="Arial Unicode MS" w:cs="Arial Unicode MS" w:eastAsia="Arial Unicode MS" w:hAnsi="Arial Unicode MS"/>
-          <w:color w:val="1f1f1f"/>
-          <w:sz w:val="21"/>
-          <w:szCs w:val="21"/>
-          <w:highlight w:val="white"/>
-          <w:rtl w:val="0"/>
-        </w:rPr>
-        <w:t xml:space="preserve">जरीपदराचा, dʒəriːpədrɑːtʃɑː, Of silk sari, పట్టు చీర</w:t>
+        <w:spacing w:after="0" w:before="240" w:lineRule="auto"/>
+        <w:ind w:left="720" w:hanging="360"/>
+        <w:rPr>
+          <w:rFonts w:ascii="Roboto" w:cs="Roboto" w:eastAsia="Roboto" w:hAnsi="Roboto"/>
+          <w:highlight w:val="white"/>
+        </w:rPr>
+      </w:pPr>
+      <w:sdt>
+        <w:sdtPr>
+          <w:id w:val="-2123148300"/>
+          <w:tag w:val="goog_rdk_24"/>
+        </w:sdtPr>
+        <w:sdtContent>
+          <w:r>
+            <w:rPr>
+              <w:rFonts w:ascii="Arial Unicode MS" w:cs="Arial Unicode MS" w:eastAsia="Arial Unicode MS" w:hAnsi="Arial Unicode MS"/>
+              <w:color w:val="1f1f1f"/>
+              <w:sz w:val="21"/>
+              <w:szCs w:val="21"/>
+              <w:highlight w:val="white"/>
+              <w:rtl w:val="0"/>
+            </w:rPr>
+            <w:t xml:space="preserve">जरीपदराचा, dʒəriːpədrɑːtʃɑː, Of silk sari, పట్టు చీర</w:t>
+          </w:r>
+        </w:sdtContent>
+      </w:sdt>
+      <w:r>
+        <w:rPr>
+          <w:rtl w:val="0"/>
+        </w:rPr>
       </w:r>
     </w:p>
     <w:p>
@@ -1224,23 +1576,36 @@
           <w:numId w:val="3"/>
         </w:numPr>
         <w:shd w:fill="ffffff" w:val="clear"/>
-        <w:spacing w:after="0" w:afterAutospacing="0" w:before="0" w:beforeAutospacing="0" w:lineRule="auto"/>
-        <w:ind w:left="720" w:hanging="360"/>
-        <w:rPr>
-          <w:rFonts w:ascii="Roboto" w:cs="Roboto" w:eastAsia="Roboto" w:hAnsi="Roboto"/>
-          <w:highlight w:val="white"/>
-        </w:rPr>
-      </w:pPr>
-      <w:r>
-        <w:rPr>
-          <w:rFonts w:ascii="Arial Unicode MS" w:cs="Arial Unicode MS" w:eastAsia="Arial Unicode MS" w:hAnsi="Arial Unicode MS"/>
-          <w:color w:val="1f1f1f"/>
-          <w:sz w:val="21"/>
-          <w:szCs w:val="21"/>
-          <w:highlight w:val="white"/>
-          <w:rtl w:val="0"/>
-        </w:rPr>
-        <w:t xml:space="preserve">कसुनि, kəsʊniː,</w:t>
+        <w:spacing w:after="0" w:before="0" w:lineRule="auto"/>
+        <w:ind w:left="720" w:hanging="360"/>
+        <w:rPr>
+          <w:rFonts w:ascii="Roboto" w:cs="Roboto" w:eastAsia="Roboto" w:hAnsi="Roboto"/>
+          <w:highlight w:val="white"/>
+        </w:rPr>
+      </w:pPr>
+      <w:sdt>
+        <w:sdtPr>
+          <w:id w:val="-1117748846"/>
+          <w:tag w:val="goog_rdk_25"/>
+        </w:sdtPr>
+        <w:sdtContent>
+          <w:r>
+            <w:rPr>
+              <w:rFonts w:ascii="Arial Unicode MS" w:cs="Arial Unicode MS" w:eastAsia="Arial Unicode MS" w:hAnsi="Arial Unicode MS"/>
+              <w:color w:val="1f1f1f"/>
+              <w:sz w:val="21"/>
+              <w:szCs w:val="21"/>
+              <w:highlight w:val="white"/>
+              <w:rtl w:val="0"/>
+            </w:rPr>
+            <w:t xml:space="preserve">कसुनि, kəsʊniː,</w:t>
+          </w:r>
+        </w:sdtContent>
+      </w:sdt>
+      <w:r>
+        <w:rPr>
+          <w:rtl w:val="0"/>
+        </w:rPr>
       </w:r>
     </w:p>
     <w:p>
@@ -1250,23 +1615,36 @@
           <w:numId w:val="3"/>
         </w:numPr>
         <w:shd w:fill="ffffff" w:val="clear"/>
-        <w:spacing w:after="0" w:afterAutospacing="0" w:before="0" w:beforeAutospacing="0" w:lineRule="auto"/>
-        <w:ind w:left="720" w:hanging="360"/>
-        <w:rPr>
-          <w:rFonts w:ascii="Roboto" w:cs="Roboto" w:eastAsia="Roboto" w:hAnsi="Roboto"/>
-          <w:highlight w:val="white"/>
-        </w:rPr>
-      </w:pPr>
-      <w:r>
-        <w:rPr>
-          <w:rFonts w:ascii="Arial Unicode MS" w:cs="Arial Unicode MS" w:eastAsia="Arial Unicode MS" w:hAnsi="Arial Unicode MS"/>
-          <w:color w:val="1f1f1f"/>
-          <w:sz w:val="21"/>
-          <w:szCs w:val="21"/>
-          <w:highlight w:val="white"/>
-          <w:rtl w:val="0"/>
-        </w:rPr>
-        <w:t xml:space="preserve">पितांबर, pitɑːmbər, Yellow garment, పసుపు వస్త్రం</w:t>
+        <w:spacing w:after="0" w:before="0" w:lineRule="auto"/>
+        <w:ind w:left="720" w:hanging="360"/>
+        <w:rPr>
+          <w:rFonts w:ascii="Roboto" w:cs="Roboto" w:eastAsia="Roboto" w:hAnsi="Roboto"/>
+          <w:highlight w:val="white"/>
+        </w:rPr>
+      </w:pPr>
+      <w:sdt>
+        <w:sdtPr>
+          <w:id w:val="995454759"/>
+          <w:tag w:val="goog_rdk_26"/>
+        </w:sdtPr>
+        <w:sdtContent>
+          <w:r>
+            <w:rPr>
+              <w:rFonts w:ascii="Arial Unicode MS" w:cs="Arial Unicode MS" w:eastAsia="Arial Unicode MS" w:hAnsi="Arial Unicode MS"/>
+              <w:color w:val="1f1f1f"/>
+              <w:sz w:val="21"/>
+              <w:szCs w:val="21"/>
+              <w:highlight w:val="white"/>
+              <w:rtl w:val="0"/>
+            </w:rPr>
+            <w:t xml:space="preserve">पितांबर, pitɑːmbər, Yellow garment, పసుపు వస్త్రం</w:t>
+          </w:r>
+        </w:sdtContent>
+      </w:sdt>
+      <w:r>
+        <w:rPr>
+          <w:rtl w:val="0"/>
+        </w:rPr>
       </w:r>
     </w:p>
     <w:p>
@@ -1276,23 +1654,36 @@
           <w:numId w:val="3"/>
         </w:numPr>
         <w:shd w:fill="ffffff" w:val="clear"/>
-        <w:spacing w:after="0" w:afterAutospacing="0" w:before="0" w:beforeAutospacing="0" w:lineRule="auto"/>
-        <w:ind w:left="720" w:hanging="360"/>
-        <w:rPr>
-          <w:rFonts w:ascii="Roboto" w:cs="Roboto" w:eastAsia="Roboto" w:hAnsi="Roboto"/>
-          <w:highlight w:val="white"/>
-        </w:rPr>
-      </w:pPr>
-      <w:r>
-        <w:rPr>
-          <w:rFonts w:ascii="Arial Unicode MS" w:cs="Arial Unicode MS" w:eastAsia="Arial Unicode MS" w:hAnsi="Arial Unicode MS"/>
-          <w:color w:val="1f1f1f"/>
-          <w:sz w:val="21"/>
-          <w:szCs w:val="21"/>
-          <w:highlight w:val="white"/>
-          <w:rtl w:val="0"/>
-        </w:rPr>
-        <w:t xml:space="preserve">चोळी, tʃoːɭiː, Blouse, చోళీ</w:t>
+        <w:spacing w:after="0" w:before="0" w:lineRule="auto"/>
+        <w:ind w:left="720" w:hanging="360"/>
+        <w:rPr>
+          <w:rFonts w:ascii="Roboto" w:cs="Roboto" w:eastAsia="Roboto" w:hAnsi="Roboto"/>
+          <w:highlight w:val="white"/>
+        </w:rPr>
+      </w:pPr>
+      <w:sdt>
+        <w:sdtPr>
+          <w:id w:val="1548425558"/>
+          <w:tag w:val="goog_rdk_27"/>
+        </w:sdtPr>
+        <w:sdtContent>
+          <w:r>
+            <w:rPr>
+              <w:rFonts w:ascii="Arial Unicode MS" w:cs="Arial Unicode MS" w:eastAsia="Arial Unicode MS" w:hAnsi="Arial Unicode MS"/>
+              <w:color w:val="1f1f1f"/>
+              <w:sz w:val="21"/>
+              <w:szCs w:val="21"/>
+              <w:highlight w:val="white"/>
+              <w:rtl w:val="0"/>
+            </w:rPr>
+            <w:t xml:space="preserve">चोळी, tʃoːɭiː, Blouse, చోళీ</w:t>
+          </w:r>
+        </w:sdtContent>
+      </w:sdt>
+      <w:r>
+        <w:rPr>
+          <w:rtl w:val="0"/>
+        </w:rPr>
       </w:r>
     </w:p>
     <w:p>
@@ -1302,23 +1693,36 @@
           <w:numId w:val="3"/>
         </w:numPr>
         <w:shd w:fill="ffffff" w:val="clear"/>
-        <w:spacing w:after="0" w:afterAutospacing="0" w:before="0" w:beforeAutospacing="0" w:lineRule="auto"/>
-        <w:ind w:left="720" w:hanging="360"/>
-        <w:rPr>
-          <w:rFonts w:ascii="Roboto" w:cs="Roboto" w:eastAsia="Roboto" w:hAnsi="Roboto"/>
-          <w:highlight w:val="white"/>
-        </w:rPr>
-      </w:pPr>
-      <w:r>
-        <w:rPr>
-          <w:rFonts w:ascii="Arial Unicode MS" w:cs="Arial Unicode MS" w:eastAsia="Arial Unicode MS" w:hAnsi="Arial Unicode MS"/>
-          <w:color w:val="1f1f1f"/>
-          <w:sz w:val="21"/>
-          <w:szCs w:val="21"/>
-          <w:highlight w:val="white"/>
-          <w:rtl w:val="0"/>
-        </w:rPr>
-        <w:t xml:space="preserve">ल्याली, ljɑːliː, Taken, తీసుకుంది</w:t>
+        <w:spacing w:after="0" w:before="0" w:lineRule="auto"/>
+        <w:ind w:left="720" w:hanging="360"/>
+        <w:rPr>
+          <w:rFonts w:ascii="Roboto" w:cs="Roboto" w:eastAsia="Roboto" w:hAnsi="Roboto"/>
+          <w:highlight w:val="white"/>
+        </w:rPr>
+      </w:pPr>
+      <w:sdt>
+        <w:sdtPr>
+          <w:id w:val="967972833"/>
+          <w:tag w:val="goog_rdk_28"/>
+        </w:sdtPr>
+        <w:sdtContent>
+          <w:r>
+            <w:rPr>
+              <w:rFonts w:ascii="Arial Unicode MS" w:cs="Arial Unicode MS" w:eastAsia="Arial Unicode MS" w:hAnsi="Arial Unicode MS"/>
+              <w:color w:val="1f1f1f"/>
+              <w:sz w:val="21"/>
+              <w:szCs w:val="21"/>
+              <w:highlight w:val="white"/>
+              <w:rtl w:val="0"/>
+            </w:rPr>
+            <w:t xml:space="preserve">ल्याली, ljɑːliː, Taken, తీసుకుంది</w:t>
+          </w:r>
+        </w:sdtContent>
+      </w:sdt>
+      <w:r>
+        <w:rPr>
+          <w:rtl w:val="0"/>
+        </w:rPr>
       </w:r>
     </w:p>
     <w:p>
@@ -1328,23 +1732,36 @@
           <w:numId w:val="3"/>
         </w:numPr>
         <w:shd w:fill="ffffff" w:val="clear"/>
-        <w:spacing w:after="0" w:afterAutospacing="0" w:before="0" w:beforeAutospacing="0" w:lineRule="auto"/>
-        <w:ind w:left="720" w:hanging="360"/>
-        <w:rPr>
-          <w:rFonts w:ascii="Roboto" w:cs="Roboto" w:eastAsia="Roboto" w:hAnsi="Roboto"/>
-          <w:highlight w:val="white"/>
-        </w:rPr>
-      </w:pPr>
-      <w:r>
-        <w:rPr>
-          <w:rFonts w:ascii="Arial Unicode MS" w:cs="Arial Unicode MS" w:eastAsia="Arial Unicode MS" w:hAnsi="Arial Unicode MS"/>
-          <w:color w:val="1f1f1f"/>
-          <w:sz w:val="21"/>
-          <w:szCs w:val="21"/>
-          <w:highlight w:val="white"/>
-          <w:rtl w:val="0"/>
-        </w:rPr>
-        <w:t xml:space="preserve">बुट्टेदार, buʈːeːdɑːr, Patterned, నమూనాతో</w:t>
+        <w:spacing w:after="0" w:before="0" w:lineRule="auto"/>
+        <w:ind w:left="720" w:hanging="360"/>
+        <w:rPr>
+          <w:rFonts w:ascii="Roboto" w:cs="Roboto" w:eastAsia="Roboto" w:hAnsi="Roboto"/>
+          <w:highlight w:val="white"/>
+        </w:rPr>
+      </w:pPr>
+      <w:sdt>
+        <w:sdtPr>
+          <w:id w:val="808685783"/>
+          <w:tag w:val="goog_rdk_29"/>
+        </w:sdtPr>
+        <w:sdtContent>
+          <w:r>
+            <w:rPr>
+              <w:rFonts w:ascii="Arial Unicode MS" w:cs="Arial Unicode MS" w:eastAsia="Arial Unicode MS" w:hAnsi="Arial Unicode MS"/>
+              <w:color w:val="1f1f1f"/>
+              <w:sz w:val="21"/>
+              <w:szCs w:val="21"/>
+              <w:highlight w:val="white"/>
+              <w:rtl w:val="0"/>
+            </w:rPr>
+            <w:t xml:space="preserve">बुट्टेदार, buʈːeːdɑːr, Patterned, నమూనాతో</w:t>
+          </w:r>
+        </w:sdtContent>
+      </w:sdt>
+      <w:r>
+        <w:rPr>
+          <w:rtl w:val="0"/>
+        </w:rPr>
       </w:r>
     </w:p>
     <w:p>
@@ -1354,23 +1771,36 @@
           <w:numId w:val="3"/>
         </w:numPr>
         <w:shd w:fill="ffffff" w:val="clear"/>
-        <w:spacing w:after="0" w:afterAutospacing="0" w:before="0" w:beforeAutospacing="0" w:lineRule="auto"/>
-        <w:ind w:left="720" w:hanging="360"/>
-        <w:rPr>
-          <w:rFonts w:ascii="Roboto" w:cs="Roboto" w:eastAsia="Roboto" w:hAnsi="Roboto"/>
-          <w:highlight w:val="white"/>
-        </w:rPr>
-      </w:pPr>
-      <w:r>
-        <w:rPr>
-          <w:rFonts w:ascii="Arial Unicode MS" w:cs="Arial Unicode MS" w:eastAsia="Arial Unicode MS" w:hAnsi="Arial Unicode MS"/>
-          <w:color w:val="1f1f1f"/>
-          <w:sz w:val="21"/>
-          <w:szCs w:val="21"/>
-          <w:highlight w:val="white"/>
-          <w:rtl w:val="0"/>
-        </w:rPr>
-        <w:t xml:space="preserve">सुंदर, sundər, Beautiful, అందమైన</w:t>
+        <w:spacing w:after="0" w:before="0" w:lineRule="auto"/>
+        <w:ind w:left="720" w:hanging="360"/>
+        <w:rPr>
+          <w:rFonts w:ascii="Roboto" w:cs="Roboto" w:eastAsia="Roboto" w:hAnsi="Roboto"/>
+          <w:highlight w:val="white"/>
+        </w:rPr>
+      </w:pPr>
+      <w:sdt>
+        <w:sdtPr>
+          <w:id w:val="-502573373"/>
+          <w:tag w:val="goog_rdk_30"/>
+        </w:sdtPr>
+        <w:sdtContent>
+          <w:r>
+            <w:rPr>
+              <w:rFonts w:ascii="Arial Unicode MS" w:cs="Arial Unicode MS" w:eastAsia="Arial Unicode MS" w:hAnsi="Arial Unicode MS"/>
+              <w:color w:val="1f1f1f"/>
+              <w:sz w:val="21"/>
+              <w:szCs w:val="21"/>
+              <w:highlight w:val="white"/>
+              <w:rtl w:val="0"/>
+            </w:rPr>
+            <w:t xml:space="preserve">सुंदर, sundər, Beautiful, అందమైన</w:t>
+          </w:r>
+        </w:sdtContent>
+      </w:sdt>
+      <w:r>
+        <w:rPr>
+          <w:rtl w:val="0"/>
+        </w:rPr>
       </w:r>
     </w:p>
     <w:p>
@@ -1380,23 +1810,36 @@
           <w:numId w:val="3"/>
         </w:numPr>
         <w:shd w:fill="ffffff" w:val="clear"/>
-        <w:spacing w:after="0" w:afterAutospacing="0" w:before="0" w:beforeAutospacing="0" w:lineRule="auto"/>
-        <w:ind w:left="720" w:hanging="360"/>
-        <w:rPr>
-          <w:rFonts w:ascii="Roboto" w:cs="Roboto" w:eastAsia="Roboto" w:hAnsi="Roboto"/>
-          <w:highlight w:val="white"/>
-        </w:rPr>
-      </w:pPr>
-      <w:r>
-        <w:rPr>
-          <w:rFonts w:ascii="Arial Unicode MS" w:cs="Arial Unicode MS" w:eastAsia="Arial Unicode MS" w:hAnsi="Arial Unicode MS"/>
-          <w:color w:val="1f1f1f"/>
-          <w:sz w:val="21"/>
-          <w:szCs w:val="21"/>
-          <w:highlight w:val="white"/>
-          <w:rtl w:val="0"/>
-        </w:rPr>
-        <w:t xml:space="preserve">माझी, mɑːdʒʱiː, My, నా</w:t>
+        <w:spacing w:after="0" w:before="0" w:lineRule="auto"/>
+        <w:ind w:left="720" w:hanging="360"/>
+        <w:rPr>
+          <w:rFonts w:ascii="Roboto" w:cs="Roboto" w:eastAsia="Roboto" w:hAnsi="Roboto"/>
+          <w:highlight w:val="white"/>
+        </w:rPr>
+      </w:pPr>
+      <w:sdt>
+        <w:sdtPr>
+          <w:id w:val="-12576935"/>
+          <w:tag w:val="goog_rdk_31"/>
+        </w:sdtPr>
+        <w:sdtContent>
+          <w:r>
+            <w:rPr>
+              <w:rFonts w:ascii="Arial Unicode MS" w:cs="Arial Unicode MS" w:eastAsia="Arial Unicode MS" w:hAnsi="Arial Unicode MS"/>
+              <w:color w:val="1f1f1f"/>
+              <w:sz w:val="21"/>
+              <w:szCs w:val="21"/>
+              <w:highlight w:val="white"/>
+              <w:rtl w:val="0"/>
+            </w:rPr>
+            <w:t xml:space="preserve">माझी, mɑːdʒʱiː, My, నా</w:t>
+          </w:r>
+        </w:sdtContent>
+      </w:sdt>
+      <w:r>
+        <w:rPr>
+          <w:rtl w:val="0"/>
+        </w:rPr>
       </w:r>
     </w:p>
     <w:p>
@@ -1406,23 +1849,36 @@
           <w:numId w:val="3"/>
         </w:numPr>
         <w:shd w:fill="ffffff" w:val="clear"/>
-        <w:spacing w:after="0" w:afterAutospacing="0" w:before="0" w:beforeAutospacing="0" w:lineRule="auto"/>
-        <w:ind w:left="720" w:hanging="360"/>
-        <w:rPr>
-          <w:rFonts w:ascii="Roboto" w:cs="Roboto" w:eastAsia="Roboto" w:hAnsi="Roboto"/>
-          <w:highlight w:val="white"/>
-        </w:rPr>
-      </w:pPr>
-      <w:r>
-        <w:rPr>
-          <w:rFonts w:ascii="Arial Unicode MS" w:cs="Arial Unicode MS" w:eastAsia="Arial Unicode MS" w:hAnsi="Arial Unicode MS"/>
-          <w:color w:val="1f1f1f"/>
-          <w:sz w:val="21"/>
-          <w:szCs w:val="21"/>
-          <w:highlight w:val="white"/>
-          <w:rtl w:val="0"/>
-        </w:rPr>
-        <w:t xml:space="preserve">निर्मला, nirməlɑː, Nirmala (name), నిర్మల</w:t>
+        <w:spacing w:after="0" w:before="0" w:lineRule="auto"/>
+        <w:ind w:left="720" w:hanging="360"/>
+        <w:rPr>
+          <w:rFonts w:ascii="Roboto" w:cs="Roboto" w:eastAsia="Roboto" w:hAnsi="Roboto"/>
+          <w:highlight w:val="white"/>
+        </w:rPr>
+      </w:pPr>
+      <w:sdt>
+        <w:sdtPr>
+          <w:id w:val="-435092497"/>
+          <w:tag w:val="goog_rdk_32"/>
+        </w:sdtPr>
+        <w:sdtContent>
+          <w:r>
+            <w:rPr>
+              <w:rFonts w:ascii="Arial Unicode MS" w:cs="Arial Unicode MS" w:eastAsia="Arial Unicode MS" w:hAnsi="Arial Unicode MS"/>
+              <w:color w:val="1f1f1f"/>
+              <w:sz w:val="21"/>
+              <w:szCs w:val="21"/>
+              <w:highlight w:val="white"/>
+              <w:rtl w:val="0"/>
+            </w:rPr>
+            <w:t xml:space="preserve">निर्मला, nirməlɑː, Nirmala (name), నిర్మల</w:t>
+          </w:r>
+        </w:sdtContent>
+      </w:sdt>
+      <w:r>
+        <w:rPr>
+          <w:rtl w:val="0"/>
+        </w:rPr>
       </w:r>
     </w:p>
     <w:p>
@@ -1432,23 +1888,36 @@
           <w:numId w:val="3"/>
         </w:numPr>
         <w:shd w:fill="ffffff" w:val="clear"/>
-        <w:spacing w:after="0" w:afterAutospacing="0" w:before="0" w:beforeAutospacing="0" w:lineRule="auto"/>
-        <w:ind w:left="720" w:hanging="360"/>
-        <w:rPr>
-          <w:rFonts w:ascii="Roboto" w:cs="Roboto" w:eastAsia="Roboto" w:hAnsi="Roboto"/>
-          <w:highlight w:val="white"/>
-        </w:rPr>
-      </w:pPr>
-      <w:r>
-        <w:rPr>
-          <w:rFonts w:ascii="Arial Unicode MS" w:cs="Arial Unicode MS" w:eastAsia="Arial Unicode MS" w:hAnsi="Arial Unicode MS"/>
-          <w:color w:val="1f1f1f"/>
-          <w:sz w:val="21"/>
-          <w:szCs w:val="21"/>
-          <w:highlight w:val="white"/>
-          <w:rtl w:val="0"/>
-        </w:rPr>
-        <w:t xml:space="preserve">आई, ɑːiː, Mother, అమ్మ</w:t>
+        <w:spacing w:after="0" w:before="0" w:lineRule="auto"/>
+        <w:ind w:left="720" w:hanging="360"/>
+        <w:rPr>
+          <w:rFonts w:ascii="Roboto" w:cs="Roboto" w:eastAsia="Roboto" w:hAnsi="Roboto"/>
+          <w:highlight w:val="white"/>
+        </w:rPr>
+      </w:pPr>
+      <w:sdt>
+        <w:sdtPr>
+          <w:id w:val="709554830"/>
+          <w:tag w:val="goog_rdk_33"/>
+        </w:sdtPr>
+        <w:sdtContent>
+          <w:r>
+            <w:rPr>
+              <w:rFonts w:ascii="Arial Unicode MS" w:cs="Arial Unicode MS" w:eastAsia="Arial Unicode MS" w:hAnsi="Arial Unicode MS"/>
+              <w:color w:val="1f1f1f"/>
+              <w:sz w:val="21"/>
+              <w:szCs w:val="21"/>
+              <w:highlight w:val="white"/>
+              <w:rtl w:val="0"/>
+            </w:rPr>
+            <w:t xml:space="preserve">आई, ɑːiː, Mother, అమ్మ</w:t>
+          </w:r>
+        </w:sdtContent>
+      </w:sdt>
+      <w:r>
+        <w:rPr>
+          <w:rtl w:val="0"/>
+        </w:rPr>
       </w:r>
     </w:p>
     <w:p>
@@ -1458,23 +1927,36 @@
           <w:numId w:val="3"/>
         </w:numPr>
         <w:shd w:fill="ffffff" w:val="clear"/>
-        <w:spacing w:after="0" w:afterAutospacing="0" w:before="0" w:beforeAutospacing="0" w:lineRule="auto"/>
-        <w:ind w:left="720" w:hanging="360"/>
-        <w:rPr>
-          <w:rFonts w:ascii="Roboto" w:cs="Roboto" w:eastAsia="Roboto" w:hAnsi="Roboto"/>
-          <w:highlight w:val="white"/>
-        </w:rPr>
-      </w:pPr>
-      <w:r>
-        <w:rPr>
-          <w:rFonts w:ascii="Arial Unicode MS" w:cs="Arial Unicode MS" w:eastAsia="Arial Unicode MS" w:hAnsi="Arial Unicode MS"/>
-          <w:color w:val="1f1f1f"/>
-          <w:sz w:val="21"/>
-          <w:szCs w:val="21"/>
-          <w:highlight w:val="white"/>
-          <w:rtl w:val="0"/>
-        </w:rPr>
-        <w:t xml:space="preserve">घालूनी, ɡʱɑːluːniː, Wearing, ధరించి</w:t>
+        <w:spacing w:after="0" w:before="0" w:lineRule="auto"/>
+        <w:ind w:left="720" w:hanging="360"/>
+        <w:rPr>
+          <w:rFonts w:ascii="Roboto" w:cs="Roboto" w:eastAsia="Roboto" w:hAnsi="Roboto"/>
+          <w:highlight w:val="white"/>
+        </w:rPr>
+      </w:pPr>
+      <w:sdt>
+        <w:sdtPr>
+          <w:id w:val="-1244732072"/>
+          <w:tag w:val="goog_rdk_34"/>
+        </w:sdtPr>
+        <w:sdtContent>
+          <w:r>
+            <w:rPr>
+              <w:rFonts w:ascii="Arial Unicode MS" w:cs="Arial Unicode MS" w:eastAsia="Arial Unicode MS" w:hAnsi="Arial Unicode MS"/>
+              <w:color w:val="1f1f1f"/>
+              <w:sz w:val="21"/>
+              <w:szCs w:val="21"/>
+              <w:highlight w:val="white"/>
+              <w:rtl w:val="0"/>
+            </w:rPr>
+            <w:t xml:space="preserve">घालूनी, ɡʱɑːluːniː, Wearing, ధరించి</w:t>
+          </w:r>
+        </w:sdtContent>
+      </w:sdt>
+      <w:r>
+        <w:rPr>
+          <w:rtl w:val="0"/>
+        </w:rPr>
       </w:r>
     </w:p>
     <w:p>
@@ -1484,23 +1966,36 @@
           <w:numId w:val="3"/>
         </w:numPr>
         <w:shd w:fill="ffffff" w:val="clear"/>
-        <w:spacing w:after="0" w:afterAutospacing="0" w:before="0" w:beforeAutospacing="0" w:lineRule="auto"/>
-        <w:ind w:left="720" w:hanging="360"/>
-        <w:rPr>
-          <w:rFonts w:ascii="Roboto" w:cs="Roboto" w:eastAsia="Roboto" w:hAnsi="Roboto"/>
-          <w:highlight w:val="white"/>
-        </w:rPr>
-      </w:pPr>
-      <w:r>
-        <w:rPr>
-          <w:rFonts w:ascii="Arial Unicode MS" w:cs="Arial Unicode MS" w:eastAsia="Arial Unicode MS" w:hAnsi="Arial Unicode MS"/>
-          <w:color w:val="1f1f1f"/>
-          <w:sz w:val="21"/>
-          <w:szCs w:val="21"/>
-          <w:highlight w:val="white"/>
-          <w:rtl w:val="0"/>
-        </w:rPr>
-        <w:t xml:space="preserve">पैंजण, pə̃ːdʒən, Anklets, పాపిట</w:t>
+        <w:spacing w:after="0" w:before="0" w:lineRule="auto"/>
+        <w:ind w:left="720" w:hanging="360"/>
+        <w:rPr>
+          <w:rFonts w:ascii="Roboto" w:cs="Roboto" w:eastAsia="Roboto" w:hAnsi="Roboto"/>
+          <w:highlight w:val="white"/>
+        </w:rPr>
+      </w:pPr>
+      <w:sdt>
+        <w:sdtPr>
+          <w:id w:val="-1802732466"/>
+          <w:tag w:val="goog_rdk_35"/>
+        </w:sdtPr>
+        <w:sdtContent>
+          <w:r>
+            <w:rPr>
+              <w:rFonts w:ascii="Arial Unicode MS" w:cs="Arial Unicode MS" w:eastAsia="Arial Unicode MS" w:hAnsi="Arial Unicode MS"/>
+              <w:color w:val="1f1f1f"/>
+              <w:sz w:val="21"/>
+              <w:szCs w:val="21"/>
+              <w:highlight w:val="white"/>
+              <w:rtl w:val="0"/>
+            </w:rPr>
+            <w:t xml:space="preserve">पैंजण, pə̃ːdʒən, Anklets, పాపిట</w:t>
+          </w:r>
+        </w:sdtContent>
+      </w:sdt>
+      <w:r>
+        <w:rPr>
+          <w:rtl w:val="0"/>
+        </w:rPr>
       </w:r>
     </w:p>
     <w:p>
@@ -1510,23 +2005,36 @@
           <w:numId w:val="3"/>
         </w:numPr>
         <w:shd w:fill="ffffff" w:val="clear"/>
-        <w:spacing w:after="0" w:afterAutospacing="0" w:before="0" w:beforeAutospacing="0" w:lineRule="auto"/>
-        <w:ind w:left="720" w:hanging="360"/>
-        <w:rPr>
-          <w:rFonts w:ascii="Roboto" w:cs="Roboto" w:eastAsia="Roboto" w:hAnsi="Roboto"/>
-          <w:highlight w:val="white"/>
-        </w:rPr>
-      </w:pPr>
-      <w:r>
-        <w:rPr>
-          <w:rFonts w:ascii="Arial Unicode MS" w:cs="Arial Unicode MS" w:eastAsia="Arial Unicode MS" w:hAnsi="Arial Unicode MS"/>
-          <w:color w:val="1f1f1f"/>
-          <w:sz w:val="21"/>
-          <w:szCs w:val="21"/>
-          <w:highlight w:val="white"/>
-          <w:rtl w:val="0"/>
-        </w:rPr>
-        <w:t xml:space="preserve">पायी, pɑːjiː, On feet, పాదాలకు</w:t>
+        <w:spacing w:after="0" w:before="0" w:lineRule="auto"/>
+        <w:ind w:left="720" w:hanging="360"/>
+        <w:rPr>
+          <w:rFonts w:ascii="Roboto" w:cs="Roboto" w:eastAsia="Roboto" w:hAnsi="Roboto"/>
+          <w:highlight w:val="white"/>
+        </w:rPr>
+      </w:pPr>
+      <w:sdt>
+        <w:sdtPr>
+          <w:id w:val="-1446876658"/>
+          <w:tag w:val="goog_rdk_36"/>
+        </w:sdtPr>
+        <w:sdtContent>
+          <w:r>
+            <w:rPr>
+              <w:rFonts w:ascii="Arial Unicode MS" w:cs="Arial Unicode MS" w:eastAsia="Arial Unicode MS" w:hAnsi="Arial Unicode MS"/>
+              <w:color w:val="1f1f1f"/>
+              <w:sz w:val="21"/>
+              <w:szCs w:val="21"/>
+              <w:highlight w:val="white"/>
+              <w:rtl w:val="0"/>
+            </w:rPr>
+            <w:t xml:space="preserve">पायी, pɑːjiː, On feet, పాదాలకు</w:t>
+          </w:r>
+        </w:sdtContent>
+      </w:sdt>
+      <w:r>
+        <w:rPr>
+          <w:rtl w:val="0"/>
+        </w:rPr>
       </w:r>
     </w:p>
     <w:p>
@@ -1536,23 +2044,36 @@
           <w:numId w:val="3"/>
         </w:numPr>
         <w:shd w:fill="ffffff" w:val="clear"/>
-        <w:spacing w:after="240" w:before="0" w:beforeAutospacing="0" w:lineRule="auto"/>
-        <w:ind w:left="720" w:hanging="360"/>
-        <w:rPr>
-          <w:rFonts w:ascii="Roboto" w:cs="Roboto" w:eastAsia="Roboto" w:hAnsi="Roboto"/>
-          <w:highlight w:val="white"/>
-        </w:rPr>
-      </w:pPr>
-      <w:r>
-        <w:rPr>
-          <w:rFonts w:ascii="Arial Unicode MS" w:cs="Arial Unicode MS" w:eastAsia="Arial Unicode MS" w:hAnsi="Arial Unicode MS"/>
-          <w:color w:val="1f1f1f"/>
-          <w:sz w:val="21"/>
-          <w:szCs w:val="21"/>
-          <w:highlight w:val="white"/>
-          <w:rtl w:val="0"/>
-        </w:rPr>
-        <w:t xml:space="preserve">आई, ɑːiː, Mother, అమ్మ</w:t>
+        <w:spacing w:after="240" w:before="0" w:lineRule="auto"/>
+        <w:ind w:left="720" w:hanging="360"/>
+        <w:rPr>
+          <w:rFonts w:ascii="Roboto" w:cs="Roboto" w:eastAsia="Roboto" w:hAnsi="Roboto"/>
+          <w:highlight w:val="white"/>
+        </w:rPr>
+      </w:pPr>
+      <w:sdt>
+        <w:sdtPr>
+          <w:id w:val="-582360563"/>
+          <w:tag w:val="goog_rdk_37"/>
+        </w:sdtPr>
+        <w:sdtContent>
+          <w:r>
+            <w:rPr>
+              <w:rFonts w:ascii="Arial Unicode MS" w:cs="Arial Unicode MS" w:eastAsia="Arial Unicode MS" w:hAnsi="Arial Unicode MS"/>
+              <w:color w:val="1f1f1f"/>
+              <w:sz w:val="21"/>
+              <w:szCs w:val="21"/>
+              <w:highlight w:val="white"/>
+              <w:rtl w:val="0"/>
+            </w:rPr>
+            <w:t xml:space="preserve">आई, ɑːiː, Mother, అమ్మ</w:t>
+          </w:r>
+        </w:sdtContent>
+      </w:sdt>
+      <w:r>
+        <w:rPr>
+          <w:rtl w:val="0"/>
+        </w:rPr>
       </w:r>
     </w:p>
     <w:p>
@@ -1588,23 +2109,36 @@
           <w:numId w:val="4"/>
         </w:numPr>
         <w:shd w:fill="ffffff" w:val="clear"/>
-        <w:spacing w:after="0" w:afterAutospacing="0" w:before="240" w:lineRule="auto"/>
-        <w:ind w:left="720" w:hanging="360"/>
-        <w:rPr>
-          <w:rFonts w:ascii="Roboto" w:cs="Roboto" w:eastAsia="Roboto" w:hAnsi="Roboto"/>
-          <w:highlight w:val="white"/>
-        </w:rPr>
-      </w:pPr>
-      <w:r>
-        <w:rPr>
-          <w:rFonts w:ascii="Arial Unicode MS" w:cs="Arial Unicode MS" w:eastAsia="Arial Unicode MS" w:hAnsi="Arial Unicode MS"/>
-          <w:color w:val="1f1f1f"/>
-          <w:sz w:val="21"/>
-          <w:szCs w:val="21"/>
-          <w:highlight w:val="white"/>
-          <w:rtl w:val="0"/>
-        </w:rPr>
-        <w:t xml:space="preserve">शिव, ʃiv, Shiva (god), శివ</w:t>
+        <w:spacing w:after="0" w:before="240" w:lineRule="auto"/>
+        <w:ind w:left="720" w:hanging="360"/>
+        <w:rPr>
+          <w:rFonts w:ascii="Roboto" w:cs="Roboto" w:eastAsia="Roboto" w:hAnsi="Roboto"/>
+          <w:highlight w:val="white"/>
+        </w:rPr>
+      </w:pPr>
+      <w:sdt>
+        <w:sdtPr>
+          <w:id w:val="-1735433615"/>
+          <w:tag w:val="goog_rdk_38"/>
+        </w:sdtPr>
+        <w:sdtContent>
+          <w:r>
+            <w:rPr>
+              <w:rFonts w:ascii="Arial Unicode MS" w:cs="Arial Unicode MS" w:eastAsia="Arial Unicode MS" w:hAnsi="Arial Unicode MS"/>
+              <w:color w:val="1f1f1f"/>
+              <w:sz w:val="21"/>
+              <w:szCs w:val="21"/>
+              <w:highlight w:val="white"/>
+              <w:rtl w:val="0"/>
+            </w:rPr>
+            <w:t xml:space="preserve">शिव, ʃiv, Shiva (god), శివ</w:t>
+          </w:r>
+        </w:sdtContent>
+      </w:sdt>
+      <w:r>
+        <w:rPr>
+          <w:rtl w:val="0"/>
+        </w:rPr>
       </w:r>
     </w:p>
     <w:p>
@@ -1614,23 +2148,36 @@
           <w:numId w:val="4"/>
         </w:numPr>
         <w:shd w:fill="ffffff" w:val="clear"/>
-        <w:spacing w:after="0" w:afterAutospacing="0" w:before="0" w:beforeAutospacing="0" w:lineRule="auto"/>
-        <w:ind w:left="720" w:hanging="360"/>
-        <w:rPr>
-          <w:rFonts w:ascii="Roboto" w:cs="Roboto" w:eastAsia="Roboto" w:hAnsi="Roboto"/>
-          <w:highlight w:val="white"/>
-        </w:rPr>
-      </w:pPr>
-      <w:r>
-        <w:rPr>
-          <w:rFonts w:ascii="Arial Unicode MS" w:cs="Arial Unicode MS" w:eastAsia="Arial Unicode MS" w:hAnsi="Arial Unicode MS"/>
-          <w:color w:val="1f1f1f"/>
-          <w:sz w:val="21"/>
-          <w:szCs w:val="21"/>
-          <w:highlight w:val="white"/>
-          <w:rtl w:val="0"/>
-        </w:rPr>
-        <w:t xml:space="preserve">ब्रह्मा, brəɦmɑː, Brahma (god), బ్రహ్మ</w:t>
+        <w:spacing w:after="0" w:before="0" w:lineRule="auto"/>
+        <w:ind w:left="720" w:hanging="360"/>
+        <w:rPr>
+          <w:rFonts w:ascii="Roboto" w:cs="Roboto" w:eastAsia="Roboto" w:hAnsi="Roboto"/>
+          <w:highlight w:val="white"/>
+        </w:rPr>
+      </w:pPr>
+      <w:sdt>
+        <w:sdtPr>
+          <w:id w:val="1269346110"/>
+          <w:tag w:val="goog_rdk_39"/>
+        </w:sdtPr>
+        <w:sdtContent>
+          <w:r>
+            <w:rPr>
+              <w:rFonts w:ascii="Arial Unicode MS" w:cs="Arial Unicode MS" w:eastAsia="Arial Unicode MS" w:hAnsi="Arial Unicode MS"/>
+              <w:color w:val="1f1f1f"/>
+              <w:sz w:val="21"/>
+              <w:szCs w:val="21"/>
+              <w:highlight w:val="white"/>
+              <w:rtl w:val="0"/>
+            </w:rPr>
+            <w:t xml:space="preserve">ब्रह्मा, brəɦmɑː, Brahma (god), బ్రహ్మ</w:t>
+          </w:r>
+        </w:sdtContent>
+      </w:sdt>
+      <w:r>
+        <w:rPr>
+          <w:rtl w:val="0"/>
+        </w:rPr>
       </w:r>
     </w:p>
     <w:p>
@@ -1640,23 +2187,36 @@
           <w:numId w:val="4"/>
         </w:numPr>
         <w:shd w:fill="ffffff" w:val="clear"/>
-        <w:spacing w:after="0" w:afterAutospacing="0" w:before="0" w:beforeAutospacing="0" w:lineRule="auto"/>
-        <w:ind w:left="720" w:hanging="360"/>
-        <w:rPr>
-          <w:rFonts w:ascii="Roboto" w:cs="Roboto" w:eastAsia="Roboto" w:hAnsi="Roboto"/>
-          <w:highlight w:val="white"/>
-        </w:rPr>
-      </w:pPr>
-      <w:r>
-        <w:rPr>
-          <w:rFonts w:ascii="Arial Unicode MS" w:cs="Arial Unicode MS" w:eastAsia="Arial Unicode MS" w:hAnsi="Arial Unicode MS"/>
-          <w:color w:val="1f1f1f"/>
-          <w:sz w:val="21"/>
-          <w:szCs w:val="21"/>
-          <w:highlight w:val="white"/>
-          <w:rtl w:val="0"/>
-        </w:rPr>
-        <w:t xml:space="preserve">विष्णुही, viʃɳuɦiː, Vishnu (god) too, విష్ణు కూడా</w:t>
+        <w:spacing w:after="0" w:before="0" w:lineRule="auto"/>
+        <w:ind w:left="720" w:hanging="360"/>
+        <w:rPr>
+          <w:rFonts w:ascii="Roboto" w:cs="Roboto" w:eastAsia="Roboto" w:hAnsi="Roboto"/>
+          <w:highlight w:val="white"/>
+        </w:rPr>
+      </w:pPr>
+      <w:sdt>
+        <w:sdtPr>
+          <w:id w:val="94198130"/>
+          <w:tag w:val="goog_rdk_40"/>
+        </w:sdtPr>
+        <w:sdtContent>
+          <w:r>
+            <w:rPr>
+              <w:rFonts w:ascii="Arial Unicode MS" w:cs="Arial Unicode MS" w:eastAsia="Arial Unicode MS" w:hAnsi="Arial Unicode MS"/>
+              <w:color w:val="1f1f1f"/>
+              <w:sz w:val="21"/>
+              <w:szCs w:val="21"/>
+              <w:highlight w:val="white"/>
+              <w:rtl w:val="0"/>
+            </w:rPr>
+            <w:t xml:space="preserve">विष्णुही, viʃɳuɦiː, Vishnu (god) too, విష్ణు కూడా</w:t>
+          </w:r>
+        </w:sdtContent>
+      </w:sdt>
+      <w:r>
+        <w:rPr>
+          <w:rtl w:val="0"/>
+        </w:rPr>
       </w:r>
     </w:p>
     <w:p>
@@ -1666,23 +2226,36 @@
           <w:numId w:val="4"/>
         </w:numPr>
         <w:shd w:fill="ffffff" w:val="clear"/>
-        <w:spacing w:after="0" w:afterAutospacing="0" w:before="0" w:beforeAutospacing="0" w:lineRule="auto"/>
-        <w:ind w:left="720" w:hanging="360"/>
-        <w:rPr>
-          <w:rFonts w:ascii="Roboto" w:cs="Roboto" w:eastAsia="Roboto" w:hAnsi="Roboto"/>
-          <w:highlight w:val="white"/>
-        </w:rPr>
-      </w:pPr>
-      <w:r>
-        <w:rPr>
-          <w:rFonts w:ascii="Arial Unicode MS" w:cs="Arial Unicode MS" w:eastAsia="Arial Unicode MS" w:hAnsi="Arial Unicode MS"/>
-          <w:color w:val="1f1f1f"/>
-          <w:sz w:val="21"/>
-          <w:szCs w:val="21"/>
-          <w:highlight w:val="white"/>
-          <w:rtl w:val="0"/>
-        </w:rPr>
-        <w:t xml:space="preserve">सारे, sɑːreː, All, అందరూ</w:t>
+        <w:spacing w:after="0" w:before="0" w:lineRule="auto"/>
+        <w:ind w:left="720" w:hanging="360"/>
+        <w:rPr>
+          <w:rFonts w:ascii="Roboto" w:cs="Roboto" w:eastAsia="Roboto" w:hAnsi="Roboto"/>
+          <w:highlight w:val="white"/>
+        </w:rPr>
+      </w:pPr>
+      <w:sdt>
+        <w:sdtPr>
+          <w:id w:val="1615028564"/>
+          <w:tag w:val="goog_rdk_41"/>
+        </w:sdtPr>
+        <w:sdtContent>
+          <w:r>
+            <w:rPr>
+              <w:rFonts w:ascii="Arial Unicode MS" w:cs="Arial Unicode MS" w:eastAsia="Arial Unicode MS" w:hAnsi="Arial Unicode MS"/>
+              <w:color w:val="1f1f1f"/>
+              <w:sz w:val="21"/>
+              <w:szCs w:val="21"/>
+              <w:highlight w:val="white"/>
+              <w:rtl w:val="0"/>
+            </w:rPr>
+            <w:t xml:space="preserve">सारे, sɑːreː, All, అందరూ</w:t>
+          </w:r>
+        </w:sdtContent>
+      </w:sdt>
+      <w:r>
+        <w:rPr>
+          <w:rtl w:val="0"/>
+        </w:rPr>
       </w:r>
     </w:p>
     <w:p>
@@ -1692,23 +2265,36 @@
           <w:numId w:val="4"/>
         </w:numPr>
         <w:shd w:fill="ffffff" w:val="clear"/>
-        <w:spacing w:after="0" w:afterAutospacing="0" w:before="0" w:beforeAutospacing="0" w:lineRule="auto"/>
-        <w:ind w:left="720" w:hanging="360"/>
-        <w:rPr>
-          <w:rFonts w:ascii="Roboto" w:cs="Roboto" w:eastAsia="Roboto" w:hAnsi="Roboto"/>
-          <w:highlight w:val="white"/>
-        </w:rPr>
-      </w:pPr>
-      <w:r>
-        <w:rPr>
-          <w:rFonts w:ascii="Arial Unicode MS" w:cs="Arial Unicode MS" w:eastAsia="Arial Unicode MS" w:hAnsi="Arial Unicode MS"/>
-          <w:color w:val="1f1f1f"/>
-          <w:sz w:val="21"/>
-          <w:szCs w:val="21"/>
-          <w:highlight w:val="white"/>
-          <w:rtl w:val="0"/>
-        </w:rPr>
-        <w:t xml:space="preserve">ध्याती, dhjɑːtiː, Meditate, ధ్యానించండి</w:t>
+        <w:spacing w:after="0" w:before="0" w:lineRule="auto"/>
+        <w:ind w:left="720" w:hanging="360"/>
+        <w:rPr>
+          <w:rFonts w:ascii="Roboto" w:cs="Roboto" w:eastAsia="Roboto" w:hAnsi="Roboto"/>
+          <w:highlight w:val="white"/>
+        </w:rPr>
+      </w:pPr>
+      <w:sdt>
+        <w:sdtPr>
+          <w:id w:val="1851619206"/>
+          <w:tag w:val="goog_rdk_42"/>
+        </w:sdtPr>
+        <w:sdtContent>
+          <w:r>
+            <w:rPr>
+              <w:rFonts w:ascii="Arial Unicode MS" w:cs="Arial Unicode MS" w:eastAsia="Arial Unicode MS" w:hAnsi="Arial Unicode MS"/>
+              <w:color w:val="1f1f1f"/>
+              <w:sz w:val="21"/>
+              <w:szCs w:val="21"/>
+              <w:highlight w:val="white"/>
+              <w:rtl w:val="0"/>
+            </w:rPr>
+            <w:t xml:space="preserve">ध्याती, dhjɑːtiː, Meditate, ధ్యానించండి</w:t>
+          </w:r>
+        </w:sdtContent>
+      </w:sdt>
+      <w:r>
+        <w:rPr>
+          <w:rtl w:val="0"/>
+        </w:rPr>
       </w:r>
     </w:p>
     <w:p>
@@ -1718,23 +2304,36 @@
           <w:numId w:val="4"/>
         </w:numPr>
         <w:shd w:fill="ffffff" w:val="clear"/>
-        <w:spacing w:after="0" w:afterAutospacing="0" w:before="0" w:beforeAutospacing="0" w:lineRule="auto"/>
-        <w:ind w:left="720" w:hanging="360"/>
-        <w:rPr>
-          <w:rFonts w:ascii="Roboto" w:cs="Roboto" w:eastAsia="Roboto" w:hAnsi="Roboto"/>
-          <w:highlight w:val="white"/>
-        </w:rPr>
-      </w:pPr>
-      <w:r>
-        <w:rPr>
-          <w:rFonts w:ascii="Arial Unicode MS" w:cs="Arial Unicode MS" w:eastAsia="Arial Unicode MS" w:hAnsi="Arial Unicode MS"/>
-          <w:color w:val="1f1f1f"/>
-          <w:sz w:val="21"/>
-          <w:szCs w:val="21"/>
-          <w:highlight w:val="white"/>
-          <w:rtl w:val="0"/>
-        </w:rPr>
-        <w:t xml:space="preserve">निशिदिनी, niʃiːdiniː, Day and night, రాత్రింబగళ్లు</w:t>
+        <w:spacing w:after="0" w:before="0" w:lineRule="auto"/>
+        <w:ind w:left="720" w:hanging="360"/>
+        <w:rPr>
+          <w:rFonts w:ascii="Roboto" w:cs="Roboto" w:eastAsia="Roboto" w:hAnsi="Roboto"/>
+          <w:highlight w:val="white"/>
+        </w:rPr>
+      </w:pPr>
+      <w:sdt>
+        <w:sdtPr>
+          <w:id w:val="-417624438"/>
+          <w:tag w:val="goog_rdk_43"/>
+        </w:sdtPr>
+        <w:sdtContent>
+          <w:r>
+            <w:rPr>
+              <w:rFonts w:ascii="Arial Unicode MS" w:cs="Arial Unicode MS" w:eastAsia="Arial Unicode MS" w:hAnsi="Arial Unicode MS"/>
+              <w:color w:val="1f1f1f"/>
+              <w:sz w:val="21"/>
+              <w:szCs w:val="21"/>
+              <w:highlight w:val="white"/>
+              <w:rtl w:val="0"/>
+            </w:rPr>
+            <w:t xml:space="preserve">निशिदिनी, niʃiːdiniː, Day and night, రాత్రింబగళ్లు</w:t>
+          </w:r>
+        </w:sdtContent>
+      </w:sdt>
+      <w:r>
+        <w:rPr>
+          <w:rtl w:val="0"/>
+        </w:rPr>
       </w:r>
     </w:p>
     <w:p>
@@ -1744,23 +2343,36 @@
           <w:numId w:val="4"/>
         </w:numPr>
         <w:shd w:fill="ffffff" w:val="clear"/>
-        <w:spacing w:after="0" w:afterAutospacing="0" w:before="0" w:beforeAutospacing="0" w:lineRule="auto"/>
-        <w:ind w:left="720" w:hanging="360"/>
-        <w:rPr>
-          <w:rFonts w:ascii="Roboto" w:cs="Roboto" w:eastAsia="Roboto" w:hAnsi="Roboto"/>
-          <w:highlight w:val="white"/>
-        </w:rPr>
-      </w:pPr>
-      <w:r>
-        <w:rPr>
-          <w:rFonts w:ascii="Arial Unicode MS" w:cs="Arial Unicode MS" w:eastAsia="Arial Unicode MS" w:hAnsi="Arial Unicode MS"/>
-          <w:color w:val="1f1f1f"/>
-          <w:sz w:val="21"/>
-          <w:szCs w:val="21"/>
-          <w:highlight w:val="white"/>
-          <w:rtl w:val="0"/>
-        </w:rPr>
-        <w:t xml:space="preserve">मुनिवर, muniːvər, Sages, మునులు</w:t>
+        <w:spacing w:after="0" w:before="0" w:lineRule="auto"/>
+        <w:ind w:left="720" w:hanging="360"/>
+        <w:rPr>
+          <w:rFonts w:ascii="Roboto" w:cs="Roboto" w:eastAsia="Roboto" w:hAnsi="Roboto"/>
+          <w:highlight w:val="white"/>
+        </w:rPr>
+      </w:pPr>
+      <w:sdt>
+        <w:sdtPr>
+          <w:id w:val="-40694562"/>
+          <w:tag w:val="goog_rdk_44"/>
+        </w:sdtPr>
+        <w:sdtContent>
+          <w:r>
+            <w:rPr>
+              <w:rFonts w:ascii="Arial Unicode MS" w:cs="Arial Unicode MS" w:eastAsia="Arial Unicode MS" w:hAnsi="Arial Unicode MS"/>
+              <w:color w:val="1f1f1f"/>
+              <w:sz w:val="21"/>
+              <w:szCs w:val="21"/>
+              <w:highlight w:val="white"/>
+              <w:rtl w:val="0"/>
+            </w:rPr>
+            <w:t xml:space="preserve">मुनिवर, muniːvər, Sages, మునులు</w:t>
+          </w:r>
+        </w:sdtContent>
+      </w:sdt>
+      <w:r>
+        <w:rPr>
+          <w:rtl w:val="0"/>
+        </w:rPr>
       </w:r>
     </w:p>
     <w:p>
@@ -1770,23 +2382,36 @@
           <w:numId w:val="4"/>
         </w:numPr>
         <w:shd w:fill="ffffff" w:val="clear"/>
-        <w:spacing w:after="240" w:before="0" w:beforeAutospacing="0" w:lineRule="auto"/>
-        <w:ind w:left="720" w:hanging="360"/>
-        <w:rPr>
-          <w:rFonts w:ascii="Roboto" w:cs="Roboto" w:eastAsia="Roboto" w:hAnsi="Roboto"/>
-          <w:highlight w:val="white"/>
-        </w:rPr>
-      </w:pPr>
-      <w:r>
-        <w:rPr>
-          <w:rFonts w:ascii="Arial Unicode MS" w:cs="Arial Unicode MS" w:eastAsia="Arial Unicode MS" w:hAnsi="Arial Unicode MS"/>
-          <w:color w:val="1f1f1f"/>
-          <w:sz w:val="21"/>
-          <w:szCs w:val="21"/>
-          <w:highlight w:val="white"/>
-          <w:rtl w:val="0"/>
-        </w:rPr>
-        <w:t xml:space="preserve">सारे, sɑːreː, All, అందరూ</w:t>
+        <w:spacing w:after="240" w:before="0" w:lineRule="auto"/>
+        <w:ind w:left="720" w:hanging="360"/>
+        <w:rPr>
+          <w:rFonts w:ascii="Roboto" w:cs="Roboto" w:eastAsia="Roboto" w:hAnsi="Roboto"/>
+          <w:highlight w:val="white"/>
+        </w:rPr>
+      </w:pPr>
+      <w:sdt>
+        <w:sdtPr>
+          <w:id w:val="-750100745"/>
+          <w:tag w:val="goog_rdk_45"/>
+        </w:sdtPr>
+        <w:sdtContent>
+          <w:r>
+            <w:rPr>
+              <w:rFonts w:ascii="Arial Unicode MS" w:cs="Arial Unicode MS" w:eastAsia="Arial Unicode MS" w:hAnsi="Arial Unicode MS"/>
+              <w:color w:val="1f1f1f"/>
+              <w:sz w:val="21"/>
+              <w:szCs w:val="21"/>
+              <w:highlight w:val="white"/>
+              <w:rtl w:val="0"/>
+            </w:rPr>
+            <w:t xml:space="preserve">सारे, sɑːreː, All, అందరూ</w:t>
+          </w:r>
+        </w:sdtContent>
+      </w:sdt>
+      <w:r>
+        <w:rPr>
+          <w:rtl w:val="0"/>
+        </w:rPr>
       </w:r>
     </w:p>
     <w:p>
@@ -1822,23 +2447,36 @@
           <w:numId w:val="7"/>
         </w:numPr>
         <w:shd w:fill="ffffff" w:val="clear"/>
-        <w:spacing w:after="0" w:afterAutospacing="0" w:before="240" w:lineRule="auto"/>
-        <w:ind w:left="720" w:hanging="360"/>
-        <w:rPr>
-          <w:rFonts w:ascii="Roboto" w:cs="Roboto" w:eastAsia="Roboto" w:hAnsi="Roboto"/>
-          <w:highlight w:val="white"/>
-        </w:rPr>
-      </w:pPr>
-      <w:r>
-        <w:rPr>
-          <w:rFonts w:ascii="Arial Unicode MS" w:cs="Arial Unicode MS" w:eastAsia="Arial Unicode MS" w:hAnsi="Arial Unicode MS"/>
-          <w:color w:val="1f1f1f"/>
-          <w:sz w:val="21"/>
-          <w:szCs w:val="21"/>
-          <w:highlight w:val="white"/>
-          <w:rtl w:val="0"/>
-        </w:rPr>
-        <w:t xml:space="preserve">सुंदर, sundər, Beautiful, అందమైన</w:t>
+        <w:spacing w:after="0" w:before="240" w:lineRule="auto"/>
+        <w:ind w:left="720" w:hanging="360"/>
+        <w:rPr>
+          <w:rFonts w:ascii="Roboto" w:cs="Roboto" w:eastAsia="Roboto" w:hAnsi="Roboto"/>
+          <w:highlight w:val="white"/>
+        </w:rPr>
+      </w:pPr>
+      <w:sdt>
+        <w:sdtPr>
+          <w:id w:val="83307171"/>
+          <w:tag w:val="goog_rdk_46"/>
+        </w:sdtPr>
+        <w:sdtContent>
+          <w:r>
+            <w:rPr>
+              <w:rFonts w:ascii="Arial Unicode MS" w:cs="Arial Unicode MS" w:eastAsia="Arial Unicode MS" w:hAnsi="Arial Unicode MS"/>
+              <w:color w:val="1f1f1f"/>
+              <w:sz w:val="21"/>
+              <w:szCs w:val="21"/>
+              <w:highlight w:val="white"/>
+              <w:rtl w:val="0"/>
+            </w:rPr>
+            <w:t xml:space="preserve">सुंदर, sundər, Beautiful, అందమైన</w:t>
+          </w:r>
+        </w:sdtContent>
+      </w:sdt>
+      <w:r>
+        <w:rPr>
+          <w:rtl w:val="0"/>
+        </w:rPr>
       </w:r>
     </w:p>
     <w:p>
@@ -1848,23 +2486,36 @@
           <w:numId w:val="7"/>
         </w:numPr>
         <w:shd w:fill="ffffff" w:val="clear"/>
-        <w:spacing w:after="0" w:afterAutospacing="0" w:before="0" w:beforeAutospacing="0" w:lineRule="auto"/>
-        <w:ind w:left="720" w:hanging="360"/>
-        <w:rPr>
-          <w:rFonts w:ascii="Roboto" w:cs="Roboto" w:eastAsia="Roboto" w:hAnsi="Roboto"/>
-          <w:highlight w:val="white"/>
-        </w:rPr>
-      </w:pPr>
-      <w:r>
-        <w:rPr>
-          <w:rFonts w:ascii="Arial Unicode MS" w:cs="Arial Unicode MS" w:eastAsia="Arial Unicode MS" w:hAnsi="Arial Unicode MS"/>
-          <w:color w:val="1f1f1f"/>
-          <w:sz w:val="21"/>
-          <w:szCs w:val="21"/>
-          <w:highlight w:val="white"/>
-          <w:rtl w:val="0"/>
-        </w:rPr>
-        <w:t xml:space="preserve">माझी, mɑːdʒʱiː, My, నా</w:t>
+        <w:spacing w:after="0" w:before="0" w:lineRule="auto"/>
+        <w:ind w:left="720" w:hanging="360"/>
+        <w:rPr>
+          <w:rFonts w:ascii="Roboto" w:cs="Roboto" w:eastAsia="Roboto" w:hAnsi="Roboto"/>
+          <w:highlight w:val="white"/>
+        </w:rPr>
+      </w:pPr>
+      <w:sdt>
+        <w:sdtPr>
+          <w:id w:val="1553489371"/>
+          <w:tag w:val="goog_rdk_47"/>
+        </w:sdtPr>
+        <w:sdtContent>
+          <w:r>
+            <w:rPr>
+              <w:rFonts w:ascii="Arial Unicode MS" w:cs="Arial Unicode MS" w:eastAsia="Arial Unicode MS" w:hAnsi="Arial Unicode MS"/>
+              <w:color w:val="1f1f1f"/>
+              <w:sz w:val="21"/>
+              <w:szCs w:val="21"/>
+              <w:highlight w:val="white"/>
+              <w:rtl w:val="0"/>
+            </w:rPr>
+            <w:t xml:space="preserve">माझी, mɑːdʒʱiː, My, నా</w:t>
+          </w:r>
+        </w:sdtContent>
+      </w:sdt>
+      <w:r>
+        <w:rPr>
+          <w:rtl w:val="0"/>
+        </w:rPr>
       </w:r>
     </w:p>
     <w:p>
@@ -1874,23 +2525,36 @@
           <w:numId w:val="7"/>
         </w:numPr>
         <w:shd w:fill="ffffff" w:val="clear"/>
-        <w:spacing w:after="0" w:afterAutospacing="0" w:before="0" w:beforeAutospacing="0" w:lineRule="auto"/>
-        <w:ind w:left="720" w:hanging="360"/>
-        <w:rPr>
-          <w:rFonts w:ascii="Roboto" w:cs="Roboto" w:eastAsia="Roboto" w:hAnsi="Roboto"/>
-          <w:highlight w:val="white"/>
-        </w:rPr>
-      </w:pPr>
-      <w:r>
-        <w:rPr>
-          <w:rFonts w:ascii="Arial Unicode MS" w:cs="Arial Unicode MS" w:eastAsia="Arial Unicode MS" w:hAnsi="Arial Unicode MS"/>
-          <w:color w:val="1f1f1f"/>
-          <w:sz w:val="21"/>
-          <w:szCs w:val="21"/>
-          <w:highlight w:val="white"/>
-          <w:rtl w:val="0"/>
-        </w:rPr>
-        <w:t xml:space="preserve">निर्मला, nirməlɑː, Nirmala (name), నిర్మల</w:t>
+        <w:spacing w:after="0" w:before="0" w:lineRule="auto"/>
+        <w:ind w:left="720" w:hanging="360"/>
+        <w:rPr>
+          <w:rFonts w:ascii="Roboto" w:cs="Roboto" w:eastAsia="Roboto" w:hAnsi="Roboto"/>
+          <w:highlight w:val="white"/>
+        </w:rPr>
+      </w:pPr>
+      <w:sdt>
+        <w:sdtPr>
+          <w:id w:val="-1607340399"/>
+          <w:tag w:val="goog_rdk_48"/>
+        </w:sdtPr>
+        <w:sdtContent>
+          <w:r>
+            <w:rPr>
+              <w:rFonts w:ascii="Arial Unicode MS" w:cs="Arial Unicode MS" w:eastAsia="Arial Unicode MS" w:hAnsi="Arial Unicode MS"/>
+              <w:color w:val="1f1f1f"/>
+              <w:sz w:val="21"/>
+              <w:szCs w:val="21"/>
+              <w:highlight w:val="white"/>
+              <w:rtl w:val="0"/>
+            </w:rPr>
+            <w:t xml:space="preserve">निर्मला, nirməlɑː, Nirmala (name), నిర్మల</w:t>
+          </w:r>
+        </w:sdtContent>
+      </w:sdt>
+      <w:r>
+        <w:rPr>
+          <w:rtl w:val="0"/>
+        </w:rPr>
       </w:r>
     </w:p>
     <w:p>
@@ -1900,23 +2564,36 @@
           <w:numId w:val="7"/>
         </w:numPr>
         <w:shd w:fill="ffffff" w:val="clear"/>
-        <w:spacing w:after="0" w:afterAutospacing="0" w:before="0" w:beforeAutospacing="0" w:lineRule="auto"/>
-        <w:ind w:left="720" w:hanging="360"/>
-        <w:rPr>
-          <w:rFonts w:ascii="Roboto" w:cs="Roboto" w:eastAsia="Roboto" w:hAnsi="Roboto"/>
-          <w:highlight w:val="white"/>
-        </w:rPr>
-      </w:pPr>
-      <w:r>
-        <w:rPr>
-          <w:rFonts w:ascii="Arial Unicode MS" w:cs="Arial Unicode MS" w:eastAsia="Arial Unicode MS" w:hAnsi="Arial Unicode MS"/>
-          <w:color w:val="1f1f1f"/>
-          <w:sz w:val="21"/>
-          <w:szCs w:val="21"/>
-          <w:highlight w:val="white"/>
-          <w:rtl w:val="0"/>
-        </w:rPr>
-        <w:t xml:space="preserve">आई, ɑːiː, Mother, అమ్మ</w:t>
+        <w:spacing w:after="0" w:before="0" w:lineRule="auto"/>
+        <w:ind w:left="720" w:hanging="360"/>
+        <w:rPr>
+          <w:rFonts w:ascii="Roboto" w:cs="Roboto" w:eastAsia="Roboto" w:hAnsi="Roboto"/>
+          <w:highlight w:val="white"/>
+        </w:rPr>
+      </w:pPr>
+      <w:sdt>
+        <w:sdtPr>
+          <w:id w:val="1110567271"/>
+          <w:tag w:val="goog_rdk_49"/>
+        </w:sdtPr>
+        <w:sdtContent>
+          <w:r>
+            <w:rPr>
+              <w:rFonts w:ascii="Arial Unicode MS" w:cs="Arial Unicode MS" w:eastAsia="Arial Unicode MS" w:hAnsi="Arial Unicode MS"/>
+              <w:color w:val="1f1f1f"/>
+              <w:sz w:val="21"/>
+              <w:szCs w:val="21"/>
+              <w:highlight w:val="white"/>
+              <w:rtl w:val="0"/>
+            </w:rPr>
+            <w:t xml:space="preserve">आई, ɑːiː, Mother, అమ్మ</w:t>
+          </w:r>
+        </w:sdtContent>
+      </w:sdt>
+      <w:r>
+        <w:rPr>
+          <w:rtl w:val="0"/>
+        </w:rPr>
       </w:r>
     </w:p>
     <w:p>
@@ -1926,23 +2603,36 @@
           <w:numId w:val="7"/>
         </w:numPr>
         <w:shd w:fill="ffffff" w:val="clear"/>
-        <w:spacing w:after="0" w:afterAutospacing="0" w:before="0" w:beforeAutospacing="0" w:lineRule="auto"/>
-        <w:ind w:left="720" w:hanging="360"/>
-        <w:rPr>
-          <w:rFonts w:ascii="Roboto" w:cs="Roboto" w:eastAsia="Roboto" w:hAnsi="Roboto"/>
-          <w:highlight w:val="white"/>
-        </w:rPr>
-      </w:pPr>
-      <w:r>
-        <w:rPr>
-          <w:rFonts w:ascii="Arial Unicode MS" w:cs="Arial Unicode MS" w:eastAsia="Arial Unicode MS" w:hAnsi="Arial Unicode MS"/>
-          <w:color w:val="1f1f1f"/>
-          <w:sz w:val="21"/>
-          <w:szCs w:val="21"/>
-          <w:highlight w:val="white"/>
-          <w:rtl w:val="0"/>
-        </w:rPr>
-        <w:t xml:space="preserve">घालूनी, ɡʱɑːluːniː, Wearing, ధరించి</w:t>
+        <w:spacing w:after="0" w:before="0" w:lineRule="auto"/>
+        <w:ind w:left="720" w:hanging="360"/>
+        <w:rPr>
+          <w:rFonts w:ascii="Roboto" w:cs="Roboto" w:eastAsia="Roboto" w:hAnsi="Roboto"/>
+          <w:highlight w:val="white"/>
+        </w:rPr>
+      </w:pPr>
+      <w:sdt>
+        <w:sdtPr>
+          <w:id w:val="1185572125"/>
+          <w:tag w:val="goog_rdk_50"/>
+        </w:sdtPr>
+        <w:sdtContent>
+          <w:r>
+            <w:rPr>
+              <w:rFonts w:ascii="Arial Unicode MS" w:cs="Arial Unicode MS" w:eastAsia="Arial Unicode MS" w:hAnsi="Arial Unicode MS"/>
+              <w:color w:val="1f1f1f"/>
+              <w:sz w:val="21"/>
+              <w:szCs w:val="21"/>
+              <w:highlight w:val="white"/>
+              <w:rtl w:val="0"/>
+            </w:rPr>
+            <w:t xml:space="preserve">घालूनी, ɡʱɑːluːniː, Wearing, ధరించి</w:t>
+          </w:r>
+        </w:sdtContent>
+      </w:sdt>
+      <w:r>
+        <w:rPr>
+          <w:rtl w:val="0"/>
+        </w:rPr>
       </w:r>
     </w:p>
     <w:p>
@@ -1952,23 +2642,36 @@
           <w:numId w:val="7"/>
         </w:numPr>
         <w:shd w:fill="ffffff" w:val="clear"/>
-        <w:spacing w:after="0" w:afterAutospacing="0" w:before="0" w:beforeAutospacing="0" w:lineRule="auto"/>
-        <w:ind w:left="720" w:hanging="360"/>
-        <w:rPr>
-          <w:rFonts w:ascii="Roboto" w:cs="Roboto" w:eastAsia="Roboto" w:hAnsi="Roboto"/>
-          <w:highlight w:val="white"/>
-        </w:rPr>
-      </w:pPr>
-      <w:r>
-        <w:rPr>
-          <w:rFonts w:ascii="Arial Unicode MS" w:cs="Arial Unicode MS" w:eastAsia="Arial Unicode MS" w:hAnsi="Arial Unicode MS"/>
-          <w:color w:val="1f1f1f"/>
-          <w:sz w:val="21"/>
-          <w:szCs w:val="21"/>
-          <w:highlight w:val="white"/>
-          <w:rtl w:val="0"/>
-        </w:rPr>
-        <w:t xml:space="preserve">पैंजण, pə̃ːdʒən, Anklets, పాపిట</w:t>
+        <w:spacing w:after="0" w:before="0" w:lineRule="auto"/>
+        <w:ind w:left="720" w:hanging="360"/>
+        <w:rPr>
+          <w:rFonts w:ascii="Roboto" w:cs="Roboto" w:eastAsia="Roboto" w:hAnsi="Roboto"/>
+          <w:highlight w:val="white"/>
+        </w:rPr>
+      </w:pPr>
+      <w:sdt>
+        <w:sdtPr>
+          <w:id w:val="-1120026674"/>
+          <w:tag w:val="goog_rdk_51"/>
+        </w:sdtPr>
+        <w:sdtContent>
+          <w:r>
+            <w:rPr>
+              <w:rFonts w:ascii="Arial Unicode MS" w:cs="Arial Unicode MS" w:eastAsia="Arial Unicode MS" w:hAnsi="Arial Unicode MS"/>
+              <w:color w:val="1f1f1f"/>
+              <w:sz w:val="21"/>
+              <w:szCs w:val="21"/>
+              <w:highlight w:val="white"/>
+              <w:rtl w:val="0"/>
+            </w:rPr>
+            <w:t xml:space="preserve">पैंजण, pə̃ːdʒən, Anklets, పాపిట</w:t>
+          </w:r>
+        </w:sdtContent>
+      </w:sdt>
+      <w:r>
+        <w:rPr>
+          <w:rtl w:val="0"/>
+        </w:rPr>
       </w:r>
     </w:p>
     <w:p>
@@ -1978,23 +2681,36 @@
           <w:numId w:val="7"/>
         </w:numPr>
         <w:shd w:fill="ffffff" w:val="clear"/>
-        <w:spacing w:after="0" w:afterAutospacing="0" w:before="0" w:beforeAutospacing="0" w:lineRule="auto"/>
-        <w:ind w:left="720" w:hanging="360"/>
-        <w:rPr>
-          <w:rFonts w:ascii="Roboto" w:cs="Roboto" w:eastAsia="Roboto" w:hAnsi="Roboto"/>
-          <w:highlight w:val="white"/>
-        </w:rPr>
-      </w:pPr>
-      <w:r>
-        <w:rPr>
-          <w:rFonts w:ascii="Arial Unicode MS" w:cs="Arial Unicode MS" w:eastAsia="Arial Unicode MS" w:hAnsi="Arial Unicode MS"/>
-          <w:color w:val="1f1f1f"/>
-          <w:sz w:val="21"/>
-          <w:szCs w:val="21"/>
-          <w:highlight w:val="white"/>
-          <w:rtl w:val="0"/>
-        </w:rPr>
-        <w:t xml:space="preserve">पायी, pɑːjiː, On feet, పాదాలకు</w:t>
+        <w:spacing w:after="0" w:before="0" w:lineRule="auto"/>
+        <w:ind w:left="720" w:hanging="360"/>
+        <w:rPr>
+          <w:rFonts w:ascii="Roboto" w:cs="Roboto" w:eastAsia="Roboto" w:hAnsi="Roboto"/>
+          <w:highlight w:val="white"/>
+        </w:rPr>
+      </w:pPr>
+      <w:sdt>
+        <w:sdtPr>
+          <w:id w:val="1851270589"/>
+          <w:tag w:val="goog_rdk_52"/>
+        </w:sdtPr>
+        <w:sdtContent>
+          <w:r>
+            <w:rPr>
+              <w:rFonts w:ascii="Arial Unicode MS" w:cs="Arial Unicode MS" w:eastAsia="Arial Unicode MS" w:hAnsi="Arial Unicode MS"/>
+              <w:color w:val="1f1f1f"/>
+              <w:sz w:val="21"/>
+              <w:szCs w:val="21"/>
+              <w:highlight w:val="white"/>
+              <w:rtl w:val="0"/>
+            </w:rPr>
+            <w:t xml:space="preserve">पायी, pɑːjiː, On feet, పాదాలకు</w:t>
+          </w:r>
+        </w:sdtContent>
+      </w:sdt>
+      <w:r>
+        <w:rPr>
+          <w:rtl w:val="0"/>
+        </w:rPr>
       </w:r>
     </w:p>
     <w:p>
@@ -2004,23 +2720,36 @@
           <w:numId w:val="7"/>
         </w:numPr>
         <w:shd w:fill="ffffff" w:val="clear"/>
-        <w:spacing w:after="240" w:before="0" w:beforeAutospacing="0" w:lineRule="auto"/>
-        <w:ind w:left="720" w:hanging="360"/>
-        <w:rPr>
-          <w:rFonts w:ascii="Roboto" w:cs="Roboto" w:eastAsia="Roboto" w:hAnsi="Roboto"/>
-          <w:highlight w:val="white"/>
-        </w:rPr>
-      </w:pPr>
-      <w:r>
-        <w:rPr>
-          <w:rFonts w:ascii="Arial Unicode MS" w:cs="Arial Unicode MS" w:eastAsia="Arial Unicode MS" w:hAnsi="Arial Unicode MS"/>
-          <w:color w:val="1f1f1f"/>
-          <w:sz w:val="21"/>
-          <w:szCs w:val="21"/>
-          <w:highlight w:val="white"/>
-          <w:rtl w:val="0"/>
-        </w:rPr>
-        <w:t xml:space="preserve">आई, ɑːiː, Mother, అమ్మ</w:t>
+        <w:spacing w:after="240" w:before="0" w:lineRule="auto"/>
+        <w:ind w:left="720" w:hanging="360"/>
+        <w:rPr>
+          <w:rFonts w:ascii="Roboto" w:cs="Roboto" w:eastAsia="Roboto" w:hAnsi="Roboto"/>
+          <w:highlight w:val="white"/>
+        </w:rPr>
+      </w:pPr>
+      <w:sdt>
+        <w:sdtPr>
+          <w:id w:val="1450144666"/>
+          <w:tag w:val="goog_rdk_53"/>
+        </w:sdtPr>
+        <w:sdtContent>
+          <w:r>
+            <w:rPr>
+              <w:rFonts w:ascii="Arial Unicode MS" w:cs="Arial Unicode MS" w:eastAsia="Arial Unicode MS" w:hAnsi="Arial Unicode MS"/>
+              <w:color w:val="1f1f1f"/>
+              <w:sz w:val="21"/>
+              <w:szCs w:val="21"/>
+              <w:highlight w:val="white"/>
+              <w:rtl w:val="0"/>
+            </w:rPr>
+            <w:t xml:space="preserve">आई, ɑːiː, Mother, అమ్మ</w:t>
+          </w:r>
+        </w:sdtContent>
+      </w:sdt>
+      <w:r>
+        <w:rPr>
+          <w:rtl w:val="0"/>
+        </w:rPr>
       </w:r>
     </w:p>
     <w:p>
@@ -2056,23 +2785,36 @@
           <w:numId w:val="1"/>
         </w:numPr>
         <w:shd w:fill="ffffff" w:val="clear"/>
-        <w:spacing w:after="0" w:afterAutospacing="0" w:before="240" w:lineRule="auto"/>
-        <w:ind w:left="720" w:hanging="360"/>
-        <w:rPr>
-          <w:rFonts w:ascii="Roboto" w:cs="Roboto" w:eastAsia="Roboto" w:hAnsi="Roboto"/>
-          <w:highlight w:val="white"/>
-        </w:rPr>
-      </w:pPr>
-      <w:r>
-        <w:rPr>
-          <w:rFonts w:ascii="Arial Unicode MS" w:cs="Arial Unicode MS" w:eastAsia="Arial Unicode MS" w:hAnsi="Arial Unicode MS"/>
-          <w:color w:val="1f1f1f"/>
-          <w:sz w:val="21"/>
-          <w:szCs w:val="21"/>
-          <w:highlight w:val="white"/>
-          <w:rtl w:val="0"/>
-        </w:rPr>
-        <w:t xml:space="preserve">सहजयोगी, səɦədʒjoːɡiː, Sahaja Yogi, సహజ యోగి</w:t>
+        <w:spacing w:after="0" w:before="240" w:lineRule="auto"/>
+        <w:ind w:left="720" w:hanging="360"/>
+        <w:rPr>
+          <w:rFonts w:ascii="Roboto" w:cs="Roboto" w:eastAsia="Roboto" w:hAnsi="Roboto"/>
+          <w:highlight w:val="white"/>
+        </w:rPr>
+      </w:pPr>
+      <w:sdt>
+        <w:sdtPr>
+          <w:id w:val="-1227879254"/>
+          <w:tag w:val="goog_rdk_54"/>
+        </w:sdtPr>
+        <w:sdtContent>
+          <w:r>
+            <w:rPr>
+              <w:rFonts w:ascii="Arial Unicode MS" w:cs="Arial Unicode MS" w:eastAsia="Arial Unicode MS" w:hAnsi="Arial Unicode MS"/>
+              <w:color w:val="1f1f1f"/>
+              <w:sz w:val="21"/>
+              <w:szCs w:val="21"/>
+              <w:highlight w:val="white"/>
+              <w:rtl w:val="0"/>
+            </w:rPr>
+            <w:t xml:space="preserve">सहजयोगी, səɦədʒjoːɡiː, Sahaja Yogi, సహజ యోగి</w:t>
+          </w:r>
+        </w:sdtContent>
+      </w:sdt>
+      <w:r>
+        <w:rPr>
+          <w:rtl w:val="0"/>
+        </w:rPr>
       </w:r>
     </w:p>
     <w:p>
@@ -2082,23 +2824,36 @@
           <w:numId w:val="1"/>
         </w:numPr>
         <w:shd w:fill="ffffff" w:val="clear"/>
-        <w:spacing w:after="0" w:afterAutospacing="0" w:before="0" w:beforeAutospacing="0" w:lineRule="auto"/>
-        <w:ind w:left="720" w:hanging="360"/>
-        <w:rPr>
-          <w:rFonts w:ascii="Roboto" w:cs="Roboto" w:eastAsia="Roboto" w:hAnsi="Roboto"/>
-          <w:highlight w:val="white"/>
-        </w:rPr>
-      </w:pPr>
-      <w:r>
-        <w:rPr>
-          <w:rFonts w:ascii="Arial Unicode MS" w:cs="Arial Unicode MS" w:eastAsia="Arial Unicode MS" w:hAnsi="Arial Unicode MS"/>
-          <w:color w:val="1f1f1f"/>
-          <w:sz w:val="21"/>
-          <w:szCs w:val="21"/>
-          <w:highlight w:val="white"/>
-          <w:rtl w:val="0"/>
-        </w:rPr>
-        <w:t xml:space="preserve">आम्ही, ɑːmʱiː, We, మేము</w:t>
+        <w:spacing w:after="0" w:before="0" w:lineRule="auto"/>
+        <w:ind w:left="720" w:hanging="360"/>
+        <w:rPr>
+          <w:rFonts w:ascii="Roboto" w:cs="Roboto" w:eastAsia="Roboto" w:hAnsi="Roboto"/>
+          <w:highlight w:val="white"/>
+        </w:rPr>
+      </w:pPr>
+      <w:sdt>
+        <w:sdtPr>
+          <w:id w:val="1124582663"/>
+          <w:tag w:val="goog_rdk_55"/>
+        </w:sdtPr>
+        <w:sdtContent>
+          <w:r>
+            <w:rPr>
+              <w:rFonts w:ascii="Arial Unicode MS" w:cs="Arial Unicode MS" w:eastAsia="Arial Unicode MS" w:hAnsi="Arial Unicode MS"/>
+              <w:color w:val="1f1f1f"/>
+              <w:sz w:val="21"/>
+              <w:szCs w:val="21"/>
+              <w:highlight w:val="white"/>
+              <w:rtl w:val="0"/>
+            </w:rPr>
+            <w:t xml:space="preserve">आम्ही, ɑːmʱiː, We, మేము</w:t>
+          </w:r>
+        </w:sdtContent>
+      </w:sdt>
+      <w:r>
+        <w:rPr>
+          <w:rtl w:val="0"/>
+        </w:rPr>
       </w:r>
     </w:p>
     <w:p>
@@ -2108,23 +2863,36 @@
           <w:numId w:val="1"/>
         </w:numPr>
         <w:shd w:fill="ffffff" w:val="clear"/>
-        <w:spacing w:after="0" w:afterAutospacing="0" w:before="0" w:beforeAutospacing="0" w:lineRule="auto"/>
-        <w:ind w:left="720" w:hanging="360"/>
-        <w:rPr>
-          <w:rFonts w:ascii="Roboto" w:cs="Roboto" w:eastAsia="Roboto" w:hAnsi="Roboto"/>
-          <w:highlight w:val="white"/>
-        </w:rPr>
-      </w:pPr>
-      <w:r>
-        <w:rPr>
-          <w:rFonts w:ascii="Arial Unicode MS" w:cs="Arial Unicode MS" w:eastAsia="Arial Unicode MS" w:hAnsi="Arial Unicode MS"/>
-          <w:color w:val="1f1f1f"/>
-          <w:sz w:val="21"/>
-          <w:szCs w:val="21"/>
-          <w:highlight w:val="white"/>
-          <w:rtl w:val="0"/>
-        </w:rPr>
-        <w:t xml:space="preserve">अशी, əʃiː, Like this, ఇలా</w:t>
+        <w:spacing w:after="0" w:before="0" w:lineRule="auto"/>
+        <w:ind w:left="720" w:hanging="360"/>
+        <w:rPr>
+          <w:rFonts w:ascii="Roboto" w:cs="Roboto" w:eastAsia="Roboto" w:hAnsi="Roboto"/>
+          <w:highlight w:val="white"/>
+        </w:rPr>
+      </w:pPr>
+      <w:sdt>
+        <w:sdtPr>
+          <w:id w:val="58177605"/>
+          <w:tag w:val="goog_rdk_56"/>
+        </w:sdtPr>
+        <w:sdtContent>
+          <w:r>
+            <w:rPr>
+              <w:rFonts w:ascii="Arial Unicode MS" w:cs="Arial Unicode MS" w:eastAsia="Arial Unicode MS" w:hAnsi="Arial Unicode MS"/>
+              <w:color w:val="1f1f1f"/>
+              <w:sz w:val="21"/>
+              <w:szCs w:val="21"/>
+              <w:highlight w:val="white"/>
+              <w:rtl w:val="0"/>
+            </w:rPr>
+            <w:t xml:space="preserve">अशी, əʃiː, Like this, ఇలా</w:t>
+          </w:r>
+        </w:sdtContent>
+      </w:sdt>
+      <w:r>
+        <w:rPr>
+          <w:rtl w:val="0"/>
+        </w:rPr>
       </w:r>
     </w:p>
     <w:p>
@@ -2134,23 +2902,36 @@
           <w:numId w:val="1"/>
         </w:numPr>
         <w:shd w:fill="ffffff" w:val="clear"/>
-        <w:spacing w:after="0" w:afterAutospacing="0" w:before="0" w:beforeAutospacing="0" w:lineRule="auto"/>
-        <w:ind w:left="720" w:hanging="360"/>
-        <w:rPr>
-          <w:rFonts w:ascii="Roboto" w:cs="Roboto" w:eastAsia="Roboto" w:hAnsi="Roboto"/>
-          <w:highlight w:val="white"/>
-        </w:rPr>
-      </w:pPr>
-      <w:r>
-        <w:rPr>
-          <w:rFonts w:ascii="Arial Unicode MS" w:cs="Arial Unicode MS" w:eastAsia="Arial Unicode MS" w:hAnsi="Arial Unicode MS"/>
-          <w:color w:val="1f1f1f"/>
-          <w:sz w:val="21"/>
-          <w:szCs w:val="21"/>
-          <w:highlight w:val="white"/>
-          <w:rtl w:val="0"/>
-        </w:rPr>
-        <w:t xml:space="preserve">पाहिली, pɑːɦiliː, Saw, చూసాను</w:t>
+        <w:spacing w:after="0" w:before="0" w:lineRule="auto"/>
+        <w:ind w:left="720" w:hanging="360"/>
+        <w:rPr>
+          <w:rFonts w:ascii="Roboto" w:cs="Roboto" w:eastAsia="Roboto" w:hAnsi="Roboto"/>
+          <w:highlight w:val="white"/>
+        </w:rPr>
+      </w:pPr>
+      <w:sdt>
+        <w:sdtPr>
+          <w:id w:val="877734514"/>
+          <w:tag w:val="goog_rdk_57"/>
+        </w:sdtPr>
+        <w:sdtContent>
+          <w:r>
+            <w:rPr>
+              <w:rFonts w:ascii="Arial Unicode MS" w:cs="Arial Unicode MS" w:eastAsia="Arial Unicode MS" w:hAnsi="Arial Unicode MS"/>
+              <w:color w:val="1f1f1f"/>
+              <w:sz w:val="21"/>
+              <w:szCs w:val="21"/>
+              <w:highlight w:val="white"/>
+              <w:rtl w:val="0"/>
+            </w:rPr>
+            <w:t xml:space="preserve">पाहिली, pɑːɦiliː, Saw, చూసాను</w:t>
+          </w:r>
+        </w:sdtContent>
+      </w:sdt>
+      <w:r>
+        <w:rPr>
+          <w:rtl w:val="0"/>
+        </w:rPr>
       </w:r>
     </w:p>
     <w:p>
@@ -2160,23 +2941,36 @@
           <w:numId w:val="1"/>
         </w:numPr>
         <w:shd w:fill="ffffff" w:val="clear"/>
-        <w:spacing w:after="0" w:afterAutospacing="0" w:before="0" w:beforeAutospacing="0" w:lineRule="auto"/>
-        <w:ind w:left="720" w:hanging="360"/>
-        <w:rPr>
-          <w:rFonts w:ascii="Roboto" w:cs="Roboto" w:eastAsia="Roboto" w:hAnsi="Roboto"/>
-          <w:highlight w:val="white"/>
-        </w:rPr>
-      </w:pPr>
-      <w:r>
-        <w:rPr>
-          <w:rFonts w:ascii="Arial Unicode MS" w:cs="Arial Unicode MS" w:eastAsia="Arial Unicode MS" w:hAnsi="Arial Unicode MS"/>
-          <w:color w:val="1f1f1f"/>
-          <w:sz w:val="21"/>
-          <w:szCs w:val="21"/>
-          <w:highlight w:val="white"/>
-          <w:rtl w:val="0"/>
-        </w:rPr>
-        <w:t xml:space="preserve">शरण, ʃərən, Refuge, శరణు</w:t>
+        <w:spacing w:after="0" w:before="0" w:lineRule="auto"/>
+        <w:ind w:left="720" w:hanging="360"/>
+        <w:rPr>
+          <w:rFonts w:ascii="Roboto" w:cs="Roboto" w:eastAsia="Roboto" w:hAnsi="Roboto"/>
+          <w:highlight w:val="white"/>
+        </w:rPr>
+      </w:pPr>
+      <w:sdt>
+        <w:sdtPr>
+          <w:id w:val="-60707897"/>
+          <w:tag w:val="goog_rdk_58"/>
+        </w:sdtPr>
+        <w:sdtContent>
+          <w:r>
+            <w:rPr>
+              <w:rFonts w:ascii="Arial Unicode MS" w:cs="Arial Unicode MS" w:eastAsia="Arial Unicode MS" w:hAnsi="Arial Unicode MS"/>
+              <w:color w:val="1f1f1f"/>
+              <w:sz w:val="21"/>
+              <w:szCs w:val="21"/>
+              <w:highlight w:val="white"/>
+              <w:rtl w:val="0"/>
+            </w:rPr>
+            <w:t xml:space="preserve">शरण, ʃərən, Refuge, శరణు</w:t>
+          </w:r>
+        </w:sdtContent>
+      </w:sdt>
+      <w:r>
+        <w:rPr>
+          <w:rtl w:val="0"/>
+        </w:rPr>
       </w:r>
     </w:p>
     <w:p>
@@ -2186,23 +2980,36 @@
           <w:numId w:val="1"/>
         </w:numPr>
         <w:shd w:fill="ffffff" w:val="clear"/>
-        <w:spacing w:after="0" w:afterAutospacing="0" w:before="0" w:beforeAutospacing="0" w:lineRule="auto"/>
-        <w:ind w:left="720" w:hanging="360"/>
-        <w:rPr>
-          <w:rFonts w:ascii="Roboto" w:cs="Roboto" w:eastAsia="Roboto" w:hAnsi="Roboto"/>
-          <w:highlight w:val="white"/>
-        </w:rPr>
-      </w:pPr>
-      <w:r>
-        <w:rPr>
-          <w:rFonts w:ascii="Arial Unicode MS" w:cs="Arial Unicode MS" w:eastAsia="Arial Unicode MS" w:hAnsi="Arial Unicode MS"/>
-          <w:color w:val="1f1f1f"/>
-          <w:sz w:val="21"/>
-          <w:szCs w:val="21"/>
-          <w:highlight w:val="white"/>
-          <w:rtl w:val="0"/>
-        </w:rPr>
-        <w:t xml:space="preserve">तिजला, tidʒəlɑː, In her, ఆమెలో</w:t>
+        <w:spacing w:after="0" w:before="0" w:lineRule="auto"/>
+        <w:ind w:left="720" w:hanging="360"/>
+        <w:rPr>
+          <w:rFonts w:ascii="Roboto" w:cs="Roboto" w:eastAsia="Roboto" w:hAnsi="Roboto"/>
+          <w:highlight w:val="white"/>
+        </w:rPr>
+      </w:pPr>
+      <w:sdt>
+        <w:sdtPr>
+          <w:id w:val="818349937"/>
+          <w:tag w:val="goog_rdk_59"/>
+        </w:sdtPr>
+        <w:sdtContent>
+          <w:r>
+            <w:rPr>
+              <w:rFonts w:ascii="Arial Unicode MS" w:cs="Arial Unicode MS" w:eastAsia="Arial Unicode MS" w:hAnsi="Arial Unicode MS"/>
+              <w:color w:val="1f1f1f"/>
+              <w:sz w:val="21"/>
+              <w:szCs w:val="21"/>
+              <w:highlight w:val="white"/>
+              <w:rtl w:val="0"/>
+            </w:rPr>
+            <w:t xml:space="preserve">तिजला, tidʒəlɑː, In her, ఆమెలో</w:t>
+          </w:r>
+        </w:sdtContent>
+      </w:sdt>
+      <w:r>
+        <w:rPr>
+          <w:rtl w:val="0"/>
+        </w:rPr>
       </w:r>
     </w:p>
     <w:p>
@@ -2212,23 +3019,36 @@
           <w:numId w:val="1"/>
         </w:numPr>
         <w:shd w:fill="ffffff" w:val="clear"/>
-        <w:spacing w:after="0" w:afterAutospacing="0" w:before="0" w:beforeAutospacing="0" w:lineRule="auto"/>
-        <w:ind w:left="720" w:hanging="360"/>
-        <w:rPr>
-          <w:rFonts w:ascii="Roboto" w:cs="Roboto" w:eastAsia="Roboto" w:hAnsi="Roboto"/>
-          <w:highlight w:val="white"/>
-        </w:rPr>
-      </w:pPr>
-      <w:r>
-        <w:rPr>
-          <w:rFonts w:ascii="Arial Unicode MS" w:cs="Arial Unicode MS" w:eastAsia="Arial Unicode MS" w:hAnsi="Arial Unicode MS"/>
-          <w:color w:val="1f1f1f"/>
-          <w:sz w:val="21"/>
-          <w:szCs w:val="21"/>
-          <w:highlight w:val="white"/>
-          <w:rtl w:val="0"/>
-        </w:rPr>
-        <w:t xml:space="preserve">सर्व, sərv, All, అందరూ</w:t>
+        <w:spacing w:after="0" w:before="0" w:lineRule="auto"/>
+        <w:ind w:left="720" w:hanging="360"/>
+        <w:rPr>
+          <w:rFonts w:ascii="Roboto" w:cs="Roboto" w:eastAsia="Roboto" w:hAnsi="Roboto"/>
+          <w:highlight w:val="white"/>
+        </w:rPr>
+      </w:pPr>
+      <w:sdt>
+        <w:sdtPr>
+          <w:id w:val="1225669623"/>
+          <w:tag w:val="goog_rdk_60"/>
+        </w:sdtPr>
+        <w:sdtContent>
+          <w:r>
+            <w:rPr>
+              <w:rFonts w:ascii="Arial Unicode MS" w:cs="Arial Unicode MS" w:eastAsia="Arial Unicode MS" w:hAnsi="Arial Unicode MS"/>
+              <w:color w:val="1f1f1f"/>
+              <w:sz w:val="21"/>
+              <w:szCs w:val="21"/>
+              <w:highlight w:val="white"/>
+              <w:rtl w:val="0"/>
+            </w:rPr>
+            <w:t xml:space="preserve">सर्व, sərv, All, అందరూ</w:t>
+          </w:r>
+        </w:sdtContent>
+      </w:sdt>
+      <w:r>
+        <w:rPr>
+          <w:rtl w:val="0"/>
+        </w:rPr>
       </w:r>
     </w:p>
     <w:p>
@@ -2238,23 +3058,36 @@
           <w:numId w:val="1"/>
         </w:numPr>
         <w:shd w:fill="ffffff" w:val="clear"/>
-        <w:spacing w:after="0" w:afterAutospacing="0" w:before="0" w:beforeAutospacing="0" w:lineRule="auto"/>
-        <w:ind w:left="720" w:hanging="360"/>
-        <w:rPr>
-          <w:rFonts w:ascii="Roboto" w:cs="Roboto" w:eastAsia="Roboto" w:hAnsi="Roboto"/>
-          <w:highlight w:val="white"/>
-        </w:rPr>
-      </w:pPr>
-      <w:r>
-        <w:rPr>
-          <w:rFonts w:ascii="Arial Unicode MS" w:cs="Arial Unicode MS" w:eastAsia="Arial Unicode MS" w:hAnsi="Arial Unicode MS"/>
-          <w:color w:val="1f1f1f"/>
-          <w:sz w:val="21"/>
-          <w:szCs w:val="21"/>
-          <w:highlight w:val="white"/>
-          <w:rtl w:val="0"/>
-        </w:rPr>
-        <w:t xml:space="preserve">ही, ɦiː, This (feminine), ఈ</w:t>
+        <w:spacing w:after="0" w:before="0" w:lineRule="auto"/>
+        <w:ind w:left="720" w:hanging="360"/>
+        <w:rPr>
+          <w:rFonts w:ascii="Roboto" w:cs="Roboto" w:eastAsia="Roboto" w:hAnsi="Roboto"/>
+          <w:highlight w:val="white"/>
+        </w:rPr>
+      </w:pPr>
+      <w:sdt>
+        <w:sdtPr>
+          <w:id w:val="1945786397"/>
+          <w:tag w:val="goog_rdk_61"/>
+        </w:sdtPr>
+        <w:sdtContent>
+          <w:r>
+            <w:rPr>
+              <w:rFonts w:ascii="Arial Unicode MS" w:cs="Arial Unicode MS" w:eastAsia="Arial Unicode MS" w:hAnsi="Arial Unicode MS"/>
+              <w:color w:val="1f1f1f"/>
+              <w:sz w:val="21"/>
+              <w:szCs w:val="21"/>
+              <w:highlight w:val="white"/>
+              <w:rtl w:val="0"/>
+            </w:rPr>
+            <w:t xml:space="preserve">ही, ɦiː, This (feminine), ఈ</w:t>
+          </w:r>
+        </w:sdtContent>
+      </w:sdt>
+      <w:r>
+        <w:rPr>
+          <w:rtl w:val="0"/>
+        </w:rPr>
       </w:r>
     </w:p>
     <w:p>
@@ -2264,23 +3097,36 @@
           <w:numId w:val="1"/>
         </w:numPr>
         <w:shd w:fill="ffffff" w:val="clear"/>
-        <w:spacing w:after="240" w:before="0" w:beforeAutospacing="0" w:lineRule="auto"/>
-        <w:ind w:left="720" w:hanging="360"/>
-        <w:rPr>
-          <w:rFonts w:ascii="Roboto" w:cs="Roboto" w:eastAsia="Roboto" w:hAnsi="Roboto"/>
-          <w:highlight w:val="white"/>
-        </w:rPr>
-      </w:pPr>
-      <w:r>
-        <w:rPr>
-          <w:rFonts w:ascii="Arial Unicode MS" w:cs="Arial Unicode MS" w:eastAsia="Arial Unicode MS" w:hAnsi="Arial Unicode MS"/>
-          <w:color w:val="1f1f1f"/>
-          <w:sz w:val="21"/>
-          <w:szCs w:val="21"/>
-          <w:highlight w:val="white"/>
-          <w:rtl w:val="0"/>
-        </w:rPr>
-        <w:t xml:space="preserve">जाई, dʒɑːiː, Go, వెళ్ళు</w:t>
+        <w:spacing w:after="240" w:before="0" w:lineRule="auto"/>
+        <w:ind w:left="720" w:hanging="360"/>
+        <w:rPr>
+          <w:rFonts w:ascii="Roboto" w:cs="Roboto" w:eastAsia="Roboto" w:hAnsi="Roboto"/>
+          <w:highlight w:val="white"/>
+        </w:rPr>
+      </w:pPr>
+      <w:sdt>
+        <w:sdtPr>
+          <w:id w:val="-1922323724"/>
+          <w:tag w:val="goog_rdk_62"/>
+        </w:sdtPr>
+        <w:sdtContent>
+          <w:r>
+            <w:rPr>
+              <w:rFonts w:ascii="Arial Unicode MS" w:cs="Arial Unicode MS" w:eastAsia="Arial Unicode MS" w:hAnsi="Arial Unicode MS"/>
+              <w:color w:val="1f1f1f"/>
+              <w:sz w:val="21"/>
+              <w:szCs w:val="21"/>
+              <w:highlight w:val="white"/>
+              <w:rtl w:val="0"/>
+            </w:rPr>
+            <w:t xml:space="preserve">जाई, dʒɑːiː, Go, వెళ్ళు</w:t>
+          </w:r>
+        </w:sdtContent>
+      </w:sdt>
+      <w:r>
+        <w:rPr>
+          <w:rtl w:val="0"/>
+        </w:rPr>
       </w:r>
     </w:p>
     <w:p>
@@ -2316,23 +3162,36 @@
           <w:numId w:val="2"/>
         </w:numPr>
         <w:shd w:fill="ffffff" w:val="clear"/>
-        <w:spacing w:after="0" w:afterAutospacing="0" w:before="240" w:lineRule="auto"/>
-        <w:ind w:left="720" w:hanging="360"/>
-        <w:rPr>
-          <w:rFonts w:ascii="Roboto" w:cs="Roboto" w:eastAsia="Roboto" w:hAnsi="Roboto"/>
-          <w:highlight w:val="white"/>
-        </w:rPr>
-      </w:pPr>
-      <w:r>
-        <w:rPr>
-          <w:rFonts w:ascii="Arial Unicode MS" w:cs="Arial Unicode MS" w:eastAsia="Arial Unicode MS" w:hAnsi="Arial Unicode MS"/>
-          <w:color w:val="1f1f1f"/>
-          <w:sz w:val="21"/>
-          <w:szCs w:val="21"/>
-          <w:highlight w:val="white"/>
-          <w:rtl w:val="0"/>
-        </w:rPr>
-        <w:t xml:space="preserve">सुंदर, sundər, Beautiful, అందమైన</w:t>
+        <w:spacing w:after="0" w:before="240" w:lineRule="auto"/>
+        <w:ind w:left="720" w:hanging="360"/>
+        <w:rPr>
+          <w:rFonts w:ascii="Roboto" w:cs="Roboto" w:eastAsia="Roboto" w:hAnsi="Roboto"/>
+          <w:highlight w:val="white"/>
+        </w:rPr>
+      </w:pPr>
+      <w:sdt>
+        <w:sdtPr>
+          <w:id w:val="-902900089"/>
+          <w:tag w:val="goog_rdk_63"/>
+        </w:sdtPr>
+        <w:sdtContent>
+          <w:r>
+            <w:rPr>
+              <w:rFonts w:ascii="Arial Unicode MS" w:cs="Arial Unicode MS" w:eastAsia="Arial Unicode MS" w:hAnsi="Arial Unicode MS"/>
+              <w:color w:val="1f1f1f"/>
+              <w:sz w:val="21"/>
+              <w:szCs w:val="21"/>
+              <w:highlight w:val="white"/>
+              <w:rtl w:val="0"/>
+            </w:rPr>
+            <w:t xml:space="preserve">सुंदर, sundər, Beautiful, అందమైన</w:t>
+          </w:r>
+        </w:sdtContent>
+      </w:sdt>
+      <w:r>
+        <w:rPr>
+          <w:rtl w:val="0"/>
+        </w:rPr>
       </w:r>
     </w:p>
     <w:p>
@@ -2342,23 +3201,36 @@
           <w:numId w:val="2"/>
         </w:numPr>
         <w:shd w:fill="ffffff" w:val="clear"/>
-        <w:spacing w:after="0" w:afterAutospacing="0" w:before="0" w:beforeAutospacing="0" w:lineRule="auto"/>
-        <w:ind w:left="720" w:hanging="360"/>
-        <w:rPr>
-          <w:rFonts w:ascii="Roboto" w:cs="Roboto" w:eastAsia="Roboto" w:hAnsi="Roboto"/>
-          <w:highlight w:val="white"/>
-        </w:rPr>
-      </w:pPr>
-      <w:r>
-        <w:rPr>
-          <w:rFonts w:ascii="Arial Unicode MS" w:cs="Arial Unicode MS" w:eastAsia="Arial Unicode MS" w:hAnsi="Arial Unicode MS"/>
-          <w:color w:val="1f1f1f"/>
-          <w:sz w:val="21"/>
-          <w:szCs w:val="21"/>
-          <w:highlight w:val="white"/>
-          <w:rtl w:val="0"/>
-        </w:rPr>
-        <w:t xml:space="preserve">माझी, mɑːdʒʱiː, My, నా</w:t>
+        <w:spacing w:after="0" w:before="0" w:lineRule="auto"/>
+        <w:ind w:left="720" w:hanging="360"/>
+        <w:rPr>
+          <w:rFonts w:ascii="Roboto" w:cs="Roboto" w:eastAsia="Roboto" w:hAnsi="Roboto"/>
+          <w:highlight w:val="white"/>
+        </w:rPr>
+      </w:pPr>
+      <w:sdt>
+        <w:sdtPr>
+          <w:id w:val="1915884918"/>
+          <w:tag w:val="goog_rdk_64"/>
+        </w:sdtPr>
+        <w:sdtContent>
+          <w:r>
+            <w:rPr>
+              <w:rFonts w:ascii="Arial Unicode MS" w:cs="Arial Unicode MS" w:eastAsia="Arial Unicode MS" w:hAnsi="Arial Unicode MS"/>
+              <w:color w:val="1f1f1f"/>
+              <w:sz w:val="21"/>
+              <w:szCs w:val="21"/>
+              <w:highlight w:val="white"/>
+              <w:rtl w:val="0"/>
+            </w:rPr>
+            <w:t xml:space="preserve">माझी, mɑːdʒʱiː, My, నా</w:t>
+          </w:r>
+        </w:sdtContent>
+      </w:sdt>
+      <w:r>
+        <w:rPr>
+          <w:rtl w:val="0"/>
+        </w:rPr>
       </w:r>
     </w:p>
     <w:p>
@@ -2368,23 +3240,36 @@
           <w:numId w:val="2"/>
         </w:numPr>
         <w:shd w:fill="ffffff" w:val="clear"/>
-        <w:spacing w:after="0" w:afterAutospacing="0" w:before="0" w:beforeAutospacing="0" w:lineRule="auto"/>
-        <w:ind w:left="720" w:hanging="360"/>
-        <w:rPr>
-          <w:rFonts w:ascii="Roboto" w:cs="Roboto" w:eastAsia="Roboto" w:hAnsi="Roboto"/>
-          <w:highlight w:val="white"/>
-        </w:rPr>
-      </w:pPr>
-      <w:r>
-        <w:rPr>
-          <w:rFonts w:ascii="Arial Unicode MS" w:cs="Arial Unicode MS" w:eastAsia="Arial Unicode MS" w:hAnsi="Arial Unicode MS"/>
-          <w:color w:val="1f1f1f"/>
-          <w:sz w:val="21"/>
-          <w:szCs w:val="21"/>
-          <w:highlight w:val="white"/>
-          <w:rtl w:val="0"/>
-        </w:rPr>
-        <w:t xml:space="preserve">निर्मला, nirməlɑː, Nirmala (name), నిర్మల</w:t>
+        <w:spacing w:after="0" w:before="0" w:lineRule="auto"/>
+        <w:ind w:left="720" w:hanging="360"/>
+        <w:rPr>
+          <w:rFonts w:ascii="Roboto" w:cs="Roboto" w:eastAsia="Roboto" w:hAnsi="Roboto"/>
+          <w:highlight w:val="white"/>
+        </w:rPr>
+      </w:pPr>
+      <w:sdt>
+        <w:sdtPr>
+          <w:id w:val="47700315"/>
+          <w:tag w:val="goog_rdk_65"/>
+        </w:sdtPr>
+        <w:sdtContent>
+          <w:r>
+            <w:rPr>
+              <w:rFonts w:ascii="Arial Unicode MS" w:cs="Arial Unicode MS" w:eastAsia="Arial Unicode MS" w:hAnsi="Arial Unicode MS"/>
+              <w:color w:val="1f1f1f"/>
+              <w:sz w:val="21"/>
+              <w:szCs w:val="21"/>
+              <w:highlight w:val="white"/>
+              <w:rtl w:val="0"/>
+            </w:rPr>
+            <w:t xml:space="preserve">निर्मला, nirməlɑː, Nirmala (name), నిర్మల</w:t>
+          </w:r>
+        </w:sdtContent>
+      </w:sdt>
+      <w:r>
+        <w:rPr>
+          <w:rtl w:val="0"/>
+        </w:rPr>
       </w:r>
     </w:p>
     <w:p>
@@ -2394,23 +3279,36 @@
           <w:numId w:val="2"/>
         </w:numPr>
         <w:shd w:fill="ffffff" w:val="clear"/>
-        <w:spacing w:after="0" w:afterAutospacing="0" w:before="0" w:beforeAutospacing="0" w:lineRule="auto"/>
-        <w:ind w:left="720" w:hanging="360"/>
-        <w:rPr>
-          <w:rFonts w:ascii="Roboto" w:cs="Roboto" w:eastAsia="Roboto" w:hAnsi="Roboto"/>
-          <w:highlight w:val="white"/>
-        </w:rPr>
-      </w:pPr>
-      <w:r>
-        <w:rPr>
-          <w:rFonts w:ascii="Arial Unicode MS" w:cs="Arial Unicode MS" w:eastAsia="Arial Unicode MS" w:hAnsi="Arial Unicode MS"/>
-          <w:color w:val="1f1f1f"/>
-          <w:sz w:val="21"/>
-          <w:szCs w:val="21"/>
-          <w:highlight w:val="white"/>
-          <w:rtl w:val="0"/>
-        </w:rPr>
-        <w:t xml:space="preserve">आई, ɑːiː, Mother, అమ్మ</w:t>
+        <w:spacing w:after="0" w:before="0" w:lineRule="auto"/>
+        <w:ind w:left="720" w:hanging="360"/>
+        <w:rPr>
+          <w:rFonts w:ascii="Roboto" w:cs="Roboto" w:eastAsia="Roboto" w:hAnsi="Roboto"/>
+          <w:highlight w:val="white"/>
+        </w:rPr>
+      </w:pPr>
+      <w:sdt>
+        <w:sdtPr>
+          <w:id w:val="1683888013"/>
+          <w:tag w:val="goog_rdk_66"/>
+        </w:sdtPr>
+        <w:sdtContent>
+          <w:r>
+            <w:rPr>
+              <w:rFonts w:ascii="Arial Unicode MS" w:cs="Arial Unicode MS" w:eastAsia="Arial Unicode MS" w:hAnsi="Arial Unicode MS"/>
+              <w:color w:val="1f1f1f"/>
+              <w:sz w:val="21"/>
+              <w:szCs w:val="21"/>
+              <w:highlight w:val="white"/>
+              <w:rtl w:val="0"/>
+            </w:rPr>
+            <w:t xml:space="preserve">आई, ɑːiː, Mother, అమ్మ</w:t>
+          </w:r>
+        </w:sdtContent>
+      </w:sdt>
+      <w:r>
+        <w:rPr>
+          <w:rtl w:val="0"/>
+        </w:rPr>
       </w:r>
     </w:p>
     <w:p>
@@ -2420,23 +3318,36 @@
           <w:numId w:val="2"/>
         </w:numPr>
         <w:shd w:fill="ffffff" w:val="clear"/>
-        <w:spacing w:after="0" w:afterAutospacing="0" w:before="0" w:beforeAutospacing="0" w:lineRule="auto"/>
-        <w:ind w:left="720" w:hanging="360"/>
-        <w:rPr>
-          <w:rFonts w:ascii="Roboto" w:cs="Roboto" w:eastAsia="Roboto" w:hAnsi="Roboto"/>
-          <w:highlight w:val="white"/>
-        </w:rPr>
-      </w:pPr>
-      <w:r>
-        <w:rPr>
-          <w:rFonts w:ascii="Arial Unicode MS" w:cs="Arial Unicode MS" w:eastAsia="Arial Unicode MS" w:hAnsi="Arial Unicode MS"/>
-          <w:color w:val="1f1f1f"/>
-          <w:sz w:val="21"/>
-          <w:szCs w:val="21"/>
-          <w:highlight w:val="white"/>
-          <w:rtl w:val="0"/>
-        </w:rPr>
-        <w:t xml:space="preserve">घालूनी, ɡʱɑːluːniː, Wearing, ధరించి</w:t>
+        <w:spacing w:after="0" w:before="0" w:lineRule="auto"/>
+        <w:ind w:left="720" w:hanging="360"/>
+        <w:rPr>
+          <w:rFonts w:ascii="Roboto" w:cs="Roboto" w:eastAsia="Roboto" w:hAnsi="Roboto"/>
+          <w:highlight w:val="white"/>
+        </w:rPr>
+      </w:pPr>
+      <w:sdt>
+        <w:sdtPr>
+          <w:id w:val="164394286"/>
+          <w:tag w:val="goog_rdk_67"/>
+        </w:sdtPr>
+        <w:sdtContent>
+          <w:r>
+            <w:rPr>
+              <w:rFonts w:ascii="Arial Unicode MS" w:cs="Arial Unicode MS" w:eastAsia="Arial Unicode MS" w:hAnsi="Arial Unicode MS"/>
+              <w:color w:val="1f1f1f"/>
+              <w:sz w:val="21"/>
+              <w:szCs w:val="21"/>
+              <w:highlight w:val="white"/>
+              <w:rtl w:val="0"/>
+            </w:rPr>
+            <w:t xml:space="preserve">घालूनी, ɡʱɑːluːniː, Wearing, ధరించి</w:t>
+          </w:r>
+        </w:sdtContent>
+      </w:sdt>
+      <w:r>
+        <w:rPr>
+          <w:rtl w:val="0"/>
+        </w:rPr>
       </w:r>
     </w:p>
     <w:p>
@@ -2446,23 +3357,36 @@
           <w:numId w:val="2"/>
         </w:numPr>
         <w:shd w:fill="ffffff" w:val="clear"/>
-        <w:spacing w:after="0" w:afterAutospacing="0" w:before="0" w:beforeAutospacing="0" w:lineRule="auto"/>
-        <w:ind w:left="720" w:hanging="360"/>
-        <w:rPr>
-          <w:rFonts w:ascii="Roboto" w:cs="Roboto" w:eastAsia="Roboto" w:hAnsi="Roboto"/>
-          <w:highlight w:val="white"/>
-        </w:rPr>
-      </w:pPr>
-      <w:r>
-        <w:rPr>
-          <w:rFonts w:ascii="Arial Unicode MS" w:cs="Arial Unicode MS" w:eastAsia="Arial Unicode MS" w:hAnsi="Arial Unicode MS"/>
-          <w:color w:val="1f1f1f"/>
-          <w:sz w:val="21"/>
-          <w:szCs w:val="21"/>
-          <w:highlight w:val="white"/>
-          <w:rtl w:val="0"/>
-        </w:rPr>
-        <w:t xml:space="preserve">पैंजण, pə̃ːdʒən, Anklets, పాపిట</w:t>
+        <w:spacing w:after="0" w:before="0" w:lineRule="auto"/>
+        <w:ind w:left="720" w:hanging="360"/>
+        <w:rPr>
+          <w:rFonts w:ascii="Roboto" w:cs="Roboto" w:eastAsia="Roboto" w:hAnsi="Roboto"/>
+          <w:highlight w:val="white"/>
+        </w:rPr>
+      </w:pPr>
+      <w:sdt>
+        <w:sdtPr>
+          <w:id w:val="-162051608"/>
+          <w:tag w:val="goog_rdk_68"/>
+        </w:sdtPr>
+        <w:sdtContent>
+          <w:r>
+            <w:rPr>
+              <w:rFonts w:ascii="Arial Unicode MS" w:cs="Arial Unicode MS" w:eastAsia="Arial Unicode MS" w:hAnsi="Arial Unicode MS"/>
+              <w:color w:val="1f1f1f"/>
+              <w:sz w:val="21"/>
+              <w:szCs w:val="21"/>
+              <w:highlight w:val="white"/>
+              <w:rtl w:val="0"/>
+            </w:rPr>
+            <w:t xml:space="preserve">पैंजण, pə̃ːdʒən, Anklets, పాపిట</w:t>
+          </w:r>
+        </w:sdtContent>
+      </w:sdt>
+      <w:r>
+        <w:rPr>
+          <w:rtl w:val="0"/>
+        </w:rPr>
       </w:r>
     </w:p>
     <w:p>
@@ -2472,23 +3396,36 @@
           <w:numId w:val="2"/>
         </w:numPr>
         <w:shd w:fill="ffffff" w:val="clear"/>
-        <w:spacing w:after="0" w:afterAutospacing="0" w:before="0" w:beforeAutospacing="0" w:lineRule="auto"/>
-        <w:ind w:left="720" w:hanging="360"/>
-        <w:rPr>
-          <w:rFonts w:ascii="Roboto" w:cs="Roboto" w:eastAsia="Roboto" w:hAnsi="Roboto"/>
-          <w:highlight w:val="white"/>
-        </w:rPr>
-      </w:pPr>
-      <w:r>
-        <w:rPr>
-          <w:rFonts w:ascii="Arial Unicode MS" w:cs="Arial Unicode MS" w:eastAsia="Arial Unicode MS" w:hAnsi="Arial Unicode MS"/>
-          <w:color w:val="1f1f1f"/>
-          <w:sz w:val="21"/>
-          <w:szCs w:val="21"/>
-          <w:highlight w:val="white"/>
-          <w:rtl w:val="0"/>
-        </w:rPr>
-        <w:t xml:space="preserve">पायी, pɑːjiː, On feet, పాదాలకు</w:t>
+        <w:spacing w:after="0" w:before="0" w:lineRule="auto"/>
+        <w:ind w:left="720" w:hanging="360"/>
+        <w:rPr>
+          <w:rFonts w:ascii="Roboto" w:cs="Roboto" w:eastAsia="Roboto" w:hAnsi="Roboto"/>
+          <w:highlight w:val="white"/>
+        </w:rPr>
+      </w:pPr>
+      <w:sdt>
+        <w:sdtPr>
+          <w:id w:val="-562126560"/>
+          <w:tag w:val="goog_rdk_69"/>
+        </w:sdtPr>
+        <w:sdtContent>
+          <w:r>
+            <w:rPr>
+              <w:rFonts w:ascii="Arial Unicode MS" w:cs="Arial Unicode MS" w:eastAsia="Arial Unicode MS" w:hAnsi="Arial Unicode MS"/>
+              <w:color w:val="1f1f1f"/>
+              <w:sz w:val="21"/>
+              <w:szCs w:val="21"/>
+              <w:highlight w:val="white"/>
+              <w:rtl w:val="0"/>
+            </w:rPr>
+            <w:t xml:space="preserve">पायी, pɑːjiː, On feet, పాదాలకు</w:t>
+          </w:r>
+        </w:sdtContent>
+      </w:sdt>
+      <w:r>
+        <w:rPr>
+          <w:rtl w:val="0"/>
+        </w:rPr>
       </w:r>
     </w:p>
     <w:p>
@@ -2498,23 +3435,36 @@
           <w:numId w:val="2"/>
         </w:numPr>
         <w:shd w:fill="ffffff" w:val="clear"/>
-        <w:spacing w:after="240" w:before="0" w:beforeAutospacing="0" w:lineRule="auto"/>
-        <w:ind w:left="720" w:hanging="360"/>
-        <w:rPr>
-          <w:rFonts w:ascii="Roboto" w:cs="Roboto" w:eastAsia="Roboto" w:hAnsi="Roboto"/>
-          <w:highlight w:val="white"/>
-        </w:rPr>
-      </w:pPr>
-      <w:r>
-        <w:rPr>
-          <w:rFonts w:ascii="Arial Unicode MS" w:cs="Arial Unicode MS" w:eastAsia="Arial Unicode MS" w:hAnsi="Arial Unicode MS"/>
-          <w:color w:val="1f1f1f"/>
-          <w:sz w:val="21"/>
-          <w:szCs w:val="21"/>
-          <w:highlight w:val="white"/>
-          <w:rtl w:val="0"/>
-        </w:rPr>
-        <w:t xml:space="preserve">आई, ɑːiː, Mother, అమ్మ</w:t>
+        <w:spacing w:after="240" w:before="0" w:lineRule="auto"/>
+        <w:ind w:left="720" w:hanging="360"/>
+        <w:rPr>
+          <w:rFonts w:ascii="Roboto" w:cs="Roboto" w:eastAsia="Roboto" w:hAnsi="Roboto"/>
+          <w:highlight w:val="white"/>
+        </w:rPr>
+      </w:pPr>
+      <w:sdt>
+        <w:sdtPr>
+          <w:id w:val="108920419"/>
+          <w:tag w:val="goog_rdk_70"/>
+        </w:sdtPr>
+        <w:sdtContent>
+          <w:r>
+            <w:rPr>
+              <w:rFonts w:ascii="Arial Unicode MS" w:cs="Arial Unicode MS" w:eastAsia="Arial Unicode MS" w:hAnsi="Arial Unicode MS"/>
+              <w:color w:val="1f1f1f"/>
+              <w:sz w:val="21"/>
+              <w:szCs w:val="21"/>
+              <w:highlight w:val="white"/>
+              <w:rtl w:val="0"/>
+            </w:rPr>
+            <w:t xml:space="preserve">आई, ɑːiː, Mother, అమ్మ</w:t>
+          </w:r>
+        </w:sdtContent>
+      </w:sdt>
+      <w:r>
+        <w:rPr>
+          <w:rtl w:val="0"/>
+        </w:rPr>
       </w:r>
     </w:p>
     <w:p>
@@ -3961,4 +4911,19 @@
   </a:objectDefaults>
   <a:extraClrSchemeLst/>
 </a:theme>
+</file>
+
+<file path=customXML/item1.xml><?xml version="1.0" encoding="utf-8"?>
+<go:gDocsCustomXmlDataStorage xmlns:go="http://customooxmlschemas.google.com/" xmlns:r="http://schemas.openxmlformats.org/officeDocument/2006/relationships" uri="GoogleDocsCustomDataVersion2">
+  <go:docsCustomData xmlns:go="http://customooxmlschemas.google.com/" roundtripDataSignature="AMtx7milUpkDsAQcI+DuVxCEoAdeL0fPiQ==">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</go:docsCustomData>
+</go:gDocsCustomXmlDataStorage>
+</file>
+
+<file path=customXML/itemProps1.xml><?xml version="1.0" encoding="utf-8"?>
+<ds:datastoreItem xmlns:ds="http://schemas.openxmlformats.org/officeDocument/2006/customXml" ds:itemID="{11111111-1234-1234-1234-123412341234}">
+  <ds:schemaRefs>
+    <ds:schemaRef ds:uri="http://schemas.openxmlformats.org/officeDocument/2006/relationships"/>
+    <ds:schemaRef ds:uri="http://customooxmlschemas.google.com/"/>
+  </ds:schemaRefs>
+</ds:datastoreItem>
 </file>